--- a/sec_sem/life_cycle/Lab_3/Lab_3.docx
+++ b/sec_sem/life_cycle/Lab_3/Lab_3.docx
@@ -244,216 +244,2685 @@
         </w:rPr>
         <w:t>Scrum</w:t>
       </w:r>
+      <w:r>
+        <w:rPr>
+          <w:rFonts w:ascii="Times New Roman" w:hAnsi="Times New Roman" w:cs="Times New Roman"/>
+          <w:sz w:val="32"/>
+          <w:szCs w:val="32"/>
+        </w:rPr>
+        <w:t>”</w:t>
+      </w:r>
+    </w:p>
+    <w:p>
+      <w:pPr>
+        <w:rPr>
+          <w:rFonts w:ascii="Times New Roman" w:hAnsi="Times New Roman" w:cs="Times New Roman"/>
+          <w:sz w:val="32"/>
+          <w:szCs w:val="32"/>
+        </w:rPr>
+      </w:pPr>
+    </w:p>
+    <w:p>
+      <w:pPr>
+        <w:jc w:val="center"/>
+        <w:rPr>
+          <w:rFonts w:ascii="Times New Roman" w:hAnsi="Times New Roman" w:cs="Times New Roman"/>
+          <w:sz w:val="32"/>
+          <w:szCs w:val="32"/>
+        </w:rPr>
+      </w:pPr>
+    </w:p>
+    <w:p>
+      <w:pPr>
+        <w:jc w:val="right"/>
+        <w:rPr>
+          <w:rFonts w:ascii="Times New Roman" w:hAnsi="Times New Roman" w:cs="Times New Roman"/>
+          <w:sz w:val="32"/>
+          <w:szCs w:val="32"/>
+        </w:rPr>
+      </w:pPr>
+      <w:r>
+        <w:rPr>
+          <w:rFonts w:ascii="Times New Roman" w:hAnsi="Times New Roman" w:cs="Times New Roman"/>
+          <w:sz w:val="32"/>
+          <w:szCs w:val="32"/>
+        </w:rPr>
+        <w:t>Виконав:</w:t>
+      </w:r>
+    </w:p>
+    <w:p>
+      <w:pPr>
+        <w:jc w:val="right"/>
+        <w:rPr>
+          <w:rFonts w:ascii="Times New Roman" w:hAnsi="Times New Roman" w:cs="Times New Roman"/>
+          <w:sz w:val="32"/>
+          <w:szCs w:val="32"/>
+        </w:rPr>
+      </w:pPr>
+      <w:r>
+        <w:rPr>
+          <w:rFonts w:ascii="Times New Roman" w:hAnsi="Times New Roman" w:cs="Times New Roman"/>
+          <w:sz w:val="32"/>
+          <w:szCs w:val="32"/>
+        </w:rPr>
+        <w:t xml:space="preserve">Студент. гр. ФеП-41 </w:t>
+      </w:r>
+      <w:proofErr w:type="spellStart"/>
+      <w:r>
+        <w:rPr>
+          <w:rFonts w:ascii="Times New Roman" w:hAnsi="Times New Roman" w:cs="Times New Roman"/>
+          <w:sz w:val="32"/>
+          <w:szCs w:val="32"/>
+        </w:rPr>
+        <w:t>Фіняк</w:t>
+      </w:r>
+      <w:proofErr w:type="spellEnd"/>
+      <w:r>
+        <w:rPr>
+          <w:rFonts w:ascii="Times New Roman" w:hAnsi="Times New Roman" w:cs="Times New Roman"/>
+          <w:sz w:val="32"/>
+          <w:szCs w:val="32"/>
+        </w:rPr>
+        <w:t xml:space="preserve"> Олег</w:t>
+      </w:r>
+    </w:p>
+    <w:p>
+      <w:pPr>
+        <w:jc w:val="right"/>
+        <w:rPr>
+          <w:rFonts w:ascii="Times New Roman" w:hAnsi="Times New Roman" w:cs="Times New Roman"/>
+          <w:sz w:val="32"/>
+          <w:szCs w:val="32"/>
+        </w:rPr>
+      </w:pPr>
+      <w:r>
+        <w:rPr>
+          <w:rFonts w:ascii="Times New Roman" w:hAnsi="Times New Roman" w:cs="Times New Roman"/>
+          <w:sz w:val="32"/>
+          <w:szCs w:val="32"/>
+        </w:rPr>
+        <w:t xml:space="preserve">Перевірив: </w:t>
+      </w:r>
+    </w:p>
+    <w:p>
+      <w:pPr>
+        <w:jc w:val="right"/>
+        <w:rPr>
+          <w:rFonts w:ascii="Times New Roman" w:hAnsi="Times New Roman" w:cs="Times New Roman"/>
+          <w:sz w:val="32"/>
+          <w:szCs w:val="32"/>
+        </w:rPr>
+      </w:pPr>
+      <w:proofErr w:type="spellStart"/>
+      <w:r>
+        <w:rPr>
+          <w:rFonts w:ascii="Times New Roman" w:hAnsi="Times New Roman" w:cs="Times New Roman"/>
+          <w:sz w:val="32"/>
+          <w:szCs w:val="32"/>
+        </w:rPr>
+        <w:t>Франів</w:t>
+      </w:r>
+      <w:proofErr w:type="spellEnd"/>
+      <w:r>
+        <w:rPr>
+          <w:rFonts w:ascii="Times New Roman" w:hAnsi="Times New Roman" w:cs="Times New Roman"/>
+          <w:sz w:val="32"/>
+          <w:szCs w:val="32"/>
+        </w:rPr>
+        <w:t xml:space="preserve"> В.А</w:t>
+      </w:r>
+      <w:r>
+        <w:rPr>
+          <w:rFonts w:ascii="Times New Roman" w:hAnsi="Times New Roman" w:cs="Times New Roman"/>
+          <w:sz w:val="32"/>
+          <w:szCs w:val="32"/>
+        </w:rPr>
+        <w:t>.</w:t>
+      </w:r>
+    </w:p>
+    <w:p>
+      <w:pPr>
+        <w:jc w:val="center"/>
+        <w:rPr>
+          <w:rFonts w:ascii="Times New Roman" w:hAnsi="Times New Roman" w:cs="Times New Roman"/>
+          <w:sz w:val="32"/>
+          <w:szCs w:val="32"/>
+        </w:rPr>
+      </w:pPr>
+    </w:p>
+    <w:p>
+      <w:pPr>
+        <w:jc w:val="center"/>
+        <w:rPr>
+          <w:rFonts w:ascii="Times New Roman" w:hAnsi="Times New Roman" w:cs="Times New Roman"/>
+          <w:sz w:val="32"/>
+          <w:szCs w:val="32"/>
+        </w:rPr>
+      </w:pPr>
+    </w:p>
+    <w:p>
+      <w:pPr>
+        <w:rPr>
+          <w:rFonts w:ascii="Times New Roman" w:hAnsi="Times New Roman" w:cs="Times New Roman"/>
+          <w:sz w:val="32"/>
+          <w:szCs w:val="32"/>
+        </w:rPr>
+      </w:pPr>
+    </w:p>
+    <w:p>
+      <w:pPr>
+        <w:rPr>
+          <w:rFonts w:ascii="Times New Roman" w:hAnsi="Times New Roman" w:cs="Times New Roman"/>
+          <w:sz w:val="32"/>
+          <w:szCs w:val="32"/>
+        </w:rPr>
+      </w:pPr>
+    </w:p>
+    <w:p>
+      <w:pPr>
+        <w:rPr>
+          <w:rFonts w:ascii="Times New Roman" w:hAnsi="Times New Roman" w:cs="Times New Roman"/>
+          <w:sz w:val="32"/>
+          <w:szCs w:val="32"/>
+        </w:rPr>
+      </w:pPr>
+    </w:p>
+    <w:p>
+      <w:pPr>
+        <w:rPr>
+          <w:rFonts w:ascii="Times New Roman" w:hAnsi="Times New Roman" w:cs="Times New Roman"/>
+          <w:sz w:val="32"/>
+          <w:szCs w:val="32"/>
+        </w:rPr>
+      </w:pPr>
+    </w:p>
+    <w:p>
+      <w:pPr>
+        <w:jc w:val="center"/>
+        <w:rPr>
+          <w:rFonts w:ascii="Times New Roman" w:hAnsi="Times New Roman" w:cs="Times New Roman"/>
+          <w:sz w:val="32"/>
+          <w:szCs w:val="32"/>
+        </w:rPr>
+      </w:pPr>
+      <w:r>
+        <w:rPr>
+          <w:rFonts w:ascii="Times New Roman" w:hAnsi="Times New Roman" w:cs="Times New Roman"/>
+          <w:sz w:val="32"/>
+          <w:szCs w:val="32"/>
+        </w:rPr>
+        <w:t>Львів – 2026</w:t>
+      </w:r>
+    </w:p>
+    <w:p>
+      <w:pPr>
+        <w:jc w:val="center"/>
+        <w:rPr>
+          <w:rFonts w:ascii="Times New Roman" w:hAnsi="Times New Roman" w:cs="Times New Roman"/>
+          <w:sz w:val="32"/>
+          <w:szCs w:val="32"/>
+        </w:rPr>
+      </w:pPr>
+    </w:p>
+    <w:p>
+      <w:pPr>
+        <w:jc w:val="both"/>
+        <w:rPr>
+          <w:rFonts w:ascii="Times New Roman" w:hAnsi="Times New Roman" w:cs="Times New Roman"/>
+          <w:sz w:val="28"/>
+          <w:szCs w:val="28"/>
+        </w:rPr>
+      </w:pPr>
+      <w:r>
+        <w:rPr>
+          <w:rFonts w:ascii="Times New Roman" w:hAnsi="Times New Roman" w:cs="Times New Roman"/>
+          <w:b/>
+          <w:sz w:val="28"/>
+          <w:szCs w:val="28"/>
+        </w:rPr>
+        <w:lastRenderedPageBreak/>
+        <w:t>Мета роботи:</w:t>
+      </w:r>
+      <w:r>
+        <w:rPr>
+          <w:rFonts w:ascii="Times New Roman" w:hAnsi="Times New Roman" w:cs="Times New Roman"/>
+          <w:sz w:val="28"/>
+          <w:szCs w:val="28"/>
+        </w:rPr>
+        <w:t xml:space="preserve"> Ознайомлення з підходом до розробки програмного забезпечення </w:t>
+      </w:r>
+      <w:proofErr w:type="spellStart"/>
+      <w:r>
+        <w:rPr>
+          <w:rFonts w:ascii="Times New Roman" w:hAnsi="Times New Roman" w:cs="Times New Roman"/>
+          <w:sz w:val="28"/>
+          <w:szCs w:val="28"/>
+        </w:rPr>
+        <w:t>Scrum</w:t>
+      </w:r>
+      <w:proofErr w:type="spellEnd"/>
+      <w:r>
+        <w:rPr>
+          <w:rFonts w:ascii="Times New Roman" w:hAnsi="Times New Roman" w:cs="Times New Roman"/>
+          <w:sz w:val="28"/>
+          <w:szCs w:val="28"/>
+        </w:rPr>
+        <w:t xml:space="preserve">, вивчення його основних принципів та етапів. Набуття ключових концепцій </w:t>
+      </w:r>
+      <w:proofErr w:type="spellStart"/>
+      <w:r>
+        <w:rPr>
+          <w:rFonts w:ascii="Times New Roman" w:hAnsi="Times New Roman" w:cs="Times New Roman"/>
+          <w:sz w:val="28"/>
+          <w:szCs w:val="28"/>
+        </w:rPr>
+        <w:t>Agile</w:t>
+      </w:r>
+      <w:proofErr w:type="spellEnd"/>
+      <w:r>
+        <w:rPr>
+          <w:rFonts w:ascii="Times New Roman" w:hAnsi="Times New Roman" w:cs="Times New Roman"/>
+          <w:sz w:val="28"/>
+          <w:szCs w:val="28"/>
+        </w:rPr>
+        <w:t xml:space="preserve"> в імплементації </w:t>
+      </w:r>
+      <w:proofErr w:type="spellStart"/>
+      <w:r>
+        <w:rPr>
+          <w:rFonts w:ascii="Times New Roman" w:hAnsi="Times New Roman" w:cs="Times New Roman"/>
+          <w:sz w:val="28"/>
+          <w:szCs w:val="28"/>
+        </w:rPr>
+        <w:t>Scrum</w:t>
+      </w:r>
+      <w:proofErr w:type="spellEnd"/>
+      <w:r>
+        <w:rPr>
+          <w:rFonts w:ascii="Times New Roman" w:hAnsi="Times New Roman" w:cs="Times New Roman"/>
+          <w:sz w:val="28"/>
+          <w:szCs w:val="28"/>
+        </w:rPr>
+        <w:t xml:space="preserve">, включаючи </w:t>
+      </w:r>
+      <w:proofErr w:type="spellStart"/>
+      <w:r>
+        <w:rPr>
+          <w:rFonts w:ascii="Times New Roman" w:hAnsi="Times New Roman" w:cs="Times New Roman"/>
+          <w:sz w:val="28"/>
+          <w:szCs w:val="28"/>
+        </w:rPr>
+        <w:t>ітераційність</w:t>
+      </w:r>
+      <w:proofErr w:type="spellEnd"/>
+      <w:r>
+        <w:rPr>
+          <w:rFonts w:ascii="Times New Roman" w:hAnsi="Times New Roman" w:cs="Times New Roman"/>
+          <w:sz w:val="28"/>
+          <w:szCs w:val="28"/>
+        </w:rPr>
+        <w:t>, гнучкість та співпрацю, з метою здобуття навичок ефективного використання цього підходу у проектній діяльності.</w:t>
+      </w:r>
+    </w:p>
+    <w:p>
+      <w:pPr>
+        <w:jc w:val="both"/>
+        <w:rPr>
+          <w:rFonts w:ascii="Times New Roman" w:hAnsi="Times New Roman" w:cs="Times New Roman"/>
+          <w:sz w:val="28"/>
+          <w:szCs w:val="28"/>
+        </w:rPr>
+      </w:pPr>
+      <w:r>
+        <w:rPr>
+          <w:rFonts w:ascii="Times New Roman" w:hAnsi="Times New Roman" w:cs="Times New Roman"/>
+          <w:b/>
+          <w:sz w:val="28"/>
+          <w:szCs w:val="28"/>
+        </w:rPr>
+        <w:t xml:space="preserve">Вимоги до результатів виконання </w:t>
+      </w:r>
+      <w:proofErr w:type="spellStart"/>
+      <w:r>
+        <w:rPr>
+          <w:rFonts w:ascii="Times New Roman" w:hAnsi="Times New Roman" w:cs="Times New Roman"/>
+          <w:b/>
+          <w:sz w:val="28"/>
+          <w:szCs w:val="28"/>
+        </w:rPr>
+        <w:t>лабараторної</w:t>
+      </w:r>
+      <w:proofErr w:type="spellEnd"/>
+      <w:r>
+        <w:rPr>
+          <w:rFonts w:ascii="Times New Roman" w:hAnsi="Times New Roman" w:cs="Times New Roman"/>
+          <w:b/>
+          <w:sz w:val="28"/>
+          <w:szCs w:val="28"/>
+        </w:rPr>
+        <w:t xml:space="preserve"> роботи:</w:t>
+      </w:r>
+      <w:r>
+        <w:rPr>
+          <w:rFonts w:ascii="Times New Roman" w:hAnsi="Times New Roman" w:cs="Times New Roman"/>
+          <w:sz w:val="28"/>
+          <w:szCs w:val="28"/>
+        </w:rPr>
+        <w:t xml:space="preserve"> </w:t>
+      </w:r>
+    </w:p>
+    <w:p>
+      <w:pPr>
+        <w:jc w:val="both"/>
+        <w:rPr>
+          <w:rFonts w:ascii="Times New Roman" w:hAnsi="Times New Roman" w:cs="Times New Roman"/>
+          <w:sz w:val="28"/>
+          <w:szCs w:val="28"/>
+        </w:rPr>
+      </w:pPr>
+      <w:r>
+        <w:rPr>
+          <w:rFonts w:ascii="Times New Roman" w:hAnsi="Times New Roman" w:cs="Times New Roman"/>
+          <w:sz w:val="28"/>
+          <w:szCs w:val="28"/>
+        </w:rPr>
+        <w:t xml:space="preserve">1. Розробити проект використовуючи підхід AGILE (SCRUM). </w:t>
+      </w:r>
+    </w:p>
+    <w:p>
+      <w:pPr>
+        <w:jc w:val="both"/>
+        <w:rPr>
+          <w:rFonts w:ascii="Times New Roman" w:hAnsi="Times New Roman" w:cs="Times New Roman"/>
+          <w:sz w:val="28"/>
+          <w:szCs w:val="28"/>
+        </w:rPr>
+      </w:pPr>
+      <w:r>
+        <w:rPr>
+          <w:rFonts w:ascii="Times New Roman" w:hAnsi="Times New Roman" w:cs="Times New Roman"/>
+          <w:sz w:val="28"/>
+          <w:szCs w:val="28"/>
+        </w:rPr>
+        <w:t xml:space="preserve">2. Описати ключові стадії розробки проекту. </w:t>
+      </w:r>
+    </w:p>
+    <w:p>
+      <w:pPr>
+        <w:jc w:val="both"/>
+        <w:rPr>
+          <w:rFonts w:ascii="Times New Roman" w:hAnsi="Times New Roman" w:cs="Times New Roman"/>
+          <w:sz w:val="28"/>
+          <w:szCs w:val="28"/>
+        </w:rPr>
+      </w:pPr>
+      <w:r>
+        <w:rPr>
+          <w:rFonts w:ascii="Times New Roman" w:hAnsi="Times New Roman" w:cs="Times New Roman"/>
+          <w:sz w:val="28"/>
+          <w:szCs w:val="28"/>
+        </w:rPr>
+        <w:t>3. Проаналізувати плюси та мінуси підходу до розробки програмного забезпечення базуючись на отриманому досвіді. При наявності ідей для покращення роботи підходу навести ці ідеї.</w:t>
+      </w:r>
+    </w:p>
+    <w:p>
+      <w:pPr>
+        <w:jc w:val="both"/>
+        <w:rPr>
+          <w:rFonts w:ascii="Times New Roman" w:hAnsi="Times New Roman" w:cs="Times New Roman"/>
+          <w:sz w:val="28"/>
+          <w:szCs w:val="28"/>
+        </w:rPr>
+      </w:pPr>
+      <w:r>
+        <w:rPr>
+          <w:rFonts w:ascii="Times New Roman" w:hAnsi="Times New Roman" w:cs="Times New Roman"/>
+          <w:b/>
+          <w:sz w:val="28"/>
+          <w:szCs w:val="28"/>
+        </w:rPr>
+        <w:t>Порядок виконання роботи:</w:t>
+      </w:r>
+      <w:r>
+        <w:rPr>
+          <w:rFonts w:ascii="Times New Roman" w:hAnsi="Times New Roman" w:cs="Times New Roman"/>
+          <w:sz w:val="28"/>
+          <w:szCs w:val="28"/>
+        </w:rPr>
+        <w:t xml:space="preserve"> </w:t>
+      </w:r>
+    </w:p>
+    <w:p>
+      <w:pPr>
+        <w:jc w:val="both"/>
+        <w:rPr>
+          <w:rFonts w:ascii="Times New Roman" w:hAnsi="Times New Roman" w:cs="Times New Roman"/>
+          <w:sz w:val="28"/>
+          <w:szCs w:val="28"/>
+        </w:rPr>
+      </w:pPr>
+      <w:r>
+        <w:rPr>
+          <w:rFonts w:ascii="Times New Roman" w:hAnsi="Times New Roman" w:cs="Times New Roman"/>
+          <w:sz w:val="28"/>
+          <w:szCs w:val="28"/>
+        </w:rPr>
+        <w:t xml:space="preserve">1. Освоїти вище наведений теоретичний матеріал. </w:t>
+      </w:r>
+    </w:p>
+    <w:p>
+      <w:pPr>
+        <w:jc w:val="both"/>
+        <w:rPr>
+          <w:rFonts w:ascii="Times New Roman" w:hAnsi="Times New Roman" w:cs="Times New Roman"/>
+          <w:sz w:val="28"/>
+          <w:szCs w:val="28"/>
+        </w:rPr>
+      </w:pPr>
+      <w:r>
+        <w:rPr>
+          <w:rFonts w:ascii="Times New Roman" w:hAnsi="Times New Roman" w:cs="Times New Roman"/>
+          <w:sz w:val="28"/>
+          <w:szCs w:val="28"/>
+        </w:rPr>
+        <w:t xml:space="preserve">2. Розробити ІТ проект використовуючи підхід до розробки програмного забезпечення </w:t>
+      </w:r>
+      <w:proofErr w:type="spellStart"/>
+      <w:r>
+        <w:rPr>
+          <w:rFonts w:ascii="Times New Roman" w:hAnsi="Times New Roman" w:cs="Times New Roman"/>
+          <w:sz w:val="28"/>
+          <w:szCs w:val="28"/>
+        </w:rPr>
+        <w:t>Scram</w:t>
+      </w:r>
+      <w:proofErr w:type="spellEnd"/>
+      <w:r>
+        <w:rPr>
+          <w:rFonts w:ascii="Times New Roman" w:hAnsi="Times New Roman" w:cs="Times New Roman"/>
+          <w:sz w:val="28"/>
+          <w:szCs w:val="28"/>
+        </w:rPr>
+        <w:t xml:space="preserve">. </w:t>
+      </w:r>
+    </w:p>
+    <w:p>
+      <w:pPr>
+        <w:jc w:val="both"/>
+        <w:rPr>
+          <w:rFonts w:ascii="Times New Roman" w:hAnsi="Times New Roman" w:cs="Times New Roman"/>
+          <w:sz w:val="28"/>
+          <w:szCs w:val="28"/>
+        </w:rPr>
+      </w:pPr>
+      <w:r>
+        <w:rPr>
+          <w:rFonts w:ascii="Times New Roman" w:hAnsi="Times New Roman" w:cs="Times New Roman"/>
+          <w:sz w:val="28"/>
+          <w:szCs w:val="28"/>
+        </w:rPr>
+        <w:t xml:space="preserve">3. Використовуючи будь-який (на кшталт www.atlassian.com ) відкритий сервіс для реалізації </w:t>
+      </w:r>
+      <w:proofErr w:type="spellStart"/>
+      <w:r>
+        <w:rPr>
+          <w:rFonts w:ascii="Times New Roman" w:hAnsi="Times New Roman" w:cs="Times New Roman"/>
+          <w:sz w:val="28"/>
+          <w:szCs w:val="28"/>
+        </w:rPr>
+        <w:t>Scram</w:t>
+      </w:r>
+      <w:proofErr w:type="spellEnd"/>
+      <w:r>
+        <w:rPr>
+          <w:rFonts w:ascii="Times New Roman" w:hAnsi="Times New Roman" w:cs="Times New Roman"/>
+          <w:sz w:val="28"/>
+          <w:szCs w:val="28"/>
+        </w:rPr>
+        <w:t xml:space="preserve">, створити </w:t>
+      </w:r>
+      <w:proofErr w:type="spellStart"/>
+      <w:r>
+        <w:rPr>
+          <w:rFonts w:ascii="Times New Roman" w:hAnsi="Times New Roman" w:cs="Times New Roman"/>
+          <w:sz w:val="28"/>
+          <w:szCs w:val="28"/>
+        </w:rPr>
+        <w:t>product</w:t>
+      </w:r>
+      <w:proofErr w:type="spellEnd"/>
+      <w:r>
+        <w:rPr>
+          <w:rFonts w:ascii="Times New Roman" w:hAnsi="Times New Roman" w:cs="Times New Roman"/>
+          <w:sz w:val="28"/>
+          <w:szCs w:val="28"/>
+        </w:rPr>
+        <w:t xml:space="preserve"> </w:t>
+      </w:r>
+      <w:proofErr w:type="spellStart"/>
+      <w:r>
+        <w:rPr>
+          <w:rFonts w:ascii="Times New Roman" w:hAnsi="Times New Roman" w:cs="Times New Roman"/>
+          <w:sz w:val="28"/>
+          <w:szCs w:val="28"/>
+        </w:rPr>
+        <w:t>backlog</w:t>
+      </w:r>
+      <w:proofErr w:type="spellEnd"/>
+      <w:r>
+        <w:rPr>
+          <w:rFonts w:ascii="Times New Roman" w:hAnsi="Times New Roman" w:cs="Times New Roman"/>
+          <w:sz w:val="28"/>
+          <w:szCs w:val="28"/>
+        </w:rPr>
+        <w:t xml:space="preserve">. </w:t>
+      </w:r>
+    </w:p>
+    <w:p>
+      <w:pPr>
+        <w:jc w:val="both"/>
+        <w:rPr>
+          <w:rFonts w:ascii="Times New Roman" w:hAnsi="Times New Roman" w:cs="Times New Roman"/>
+          <w:sz w:val="28"/>
+          <w:szCs w:val="28"/>
+        </w:rPr>
+      </w:pPr>
+      <w:r>
+        <w:rPr>
+          <w:rFonts w:ascii="Times New Roman" w:hAnsi="Times New Roman" w:cs="Times New Roman"/>
+          <w:sz w:val="28"/>
+          <w:szCs w:val="28"/>
+        </w:rPr>
+        <w:t xml:space="preserve">4. Наповнити </w:t>
+      </w:r>
+      <w:proofErr w:type="spellStart"/>
+      <w:r>
+        <w:rPr>
+          <w:rFonts w:ascii="Times New Roman" w:hAnsi="Times New Roman" w:cs="Times New Roman"/>
+          <w:sz w:val="28"/>
+          <w:szCs w:val="28"/>
+        </w:rPr>
+        <w:t>product</w:t>
+      </w:r>
+      <w:proofErr w:type="spellEnd"/>
+      <w:r>
+        <w:rPr>
+          <w:rFonts w:ascii="Times New Roman" w:hAnsi="Times New Roman" w:cs="Times New Roman"/>
+          <w:sz w:val="28"/>
+          <w:szCs w:val="28"/>
+        </w:rPr>
+        <w:t xml:space="preserve"> </w:t>
+      </w:r>
+      <w:proofErr w:type="spellStart"/>
+      <w:r>
+        <w:rPr>
+          <w:rFonts w:ascii="Times New Roman" w:hAnsi="Times New Roman" w:cs="Times New Roman"/>
+          <w:sz w:val="28"/>
+          <w:szCs w:val="28"/>
+        </w:rPr>
+        <w:t>backlog</w:t>
+      </w:r>
+      <w:proofErr w:type="spellEnd"/>
+      <w:r>
+        <w:rPr>
+          <w:rFonts w:ascii="Times New Roman" w:hAnsi="Times New Roman" w:cs="Times New Roman"/>
+          <w:sz w:val="28"/>
+          <w:szCs w:val="28"/>
+        </w:rPr>
+        <w:t xml:space="preserve">. 1 </w:t>
+      </w:r>
+      <w:proofErr w:type="spellStart"/>
+      <w:r>
+        <w:rPr>
+          <w:rFonts w:ascii="Times New Roman" w:hAnsi="Times New Roman" w:cs="Times New Roman"/>
+          <w:sz w:val="28"/>
+          <w:szCs w:val="28"/>
+        </w:rPr>
+        <w:t>epic</w:t>
+      </w:r>
+      <w:proofErr w:type="spellEnd"/>
+      <w:r>
+        <w:rPr>
+          <w:rFonts w:ascii="Times New Roman" w:hAnsi="Times New Roman" w:cs="Times New Roman"/>
+          <w:sz w:val="28"/>
+          <w:szCs w:val="28"/>
+        </w:rPr>
+        <w:t xml:space="preserve">, 3 </w:t>
+      </w:r>
+      <w:proofErr w:type="spellStart"/>
+      <w:r>
+        <w:rPr>
+          <w:rFonts w:ascii="Times New Roman" w:hAnsi="Times New Roman" w:cs="Times New Roman"/>
+          <w:sz w:val="28"/>
+          <w:szCs w:val="28"/>
+        </w:rPr>
+        <w:t>user</w:t>
+      </w:r>
+      <w:proofErr w:type="spellEnd"/>
+      <w:r>
+        <w:rPr>
+          <w:rFonts w:ascii="Times New Roman" w:hAnsi="Times New Roman" w:cs="Times New Roman"/>
+          <w:sz w:val="28"/>
+          <w:szCs w:val="28"/>
+        </w:rPr>
+        <w:t xml:space="preserve"> </w:t>
+      </w:r>
+      <w:proofErr w:type="spellStart"/>
+      <w:r>
+        <w:rPr>
+          <w:rFonts w:ascii="Times New Roman" w:hAnsi="Times New Roman" w:cs="Times New Roman"/>
+          <w:sz w:val="28"/>
+          <w:szCs w:val="28"/>
+        </w:rPr>
+        <w:t>story</w:t>
+      </w:r>
+      <w:proofErr w:type="spellEnd"/>
+      <w:r>
+        <w:rPr>
+          <w:rFonts w:ascii="Times New Roman" w:hAnsi="Times New Roman" w:cs="Times New Roman"/>
+          <w:sz w:val="28"/>
+          <w:szCs w:val="28"/>
+        </w:rPr>
+        <w:t xml:space="preserve">, 2 </w:t>
+      </w:r>
+      <w:proofErr w:type="spellStart"/>
+      <w:r>
+        <w:rPr>
+          <w:rFonts w:ascii="Times New Roman" w:hAnsi="Times New Roman" w:cs="Times New Roman"/>
+          <w:sz w:val="28"/>
+          <w:szCs w:val="28"/>
+        </w:rPr>
+        <w:t>tasks</w:t>
+      </w:r>
+      <w:proofErr w:type="spellEnd"/>
+      <w:r>
+        <w:rPr>
+          <w:rFonts w:ascii="Times New Roman" w:hAnsi="Times New Roman" w:cs="Times New Roman"/>
+          <w:sz w:val="28"/>
+          <w:szCs w:val="28"/>
+        </w:rPr>
+        <w:t xml:space="preserve"> для кожної </w:t>
+      </w:r>
+      <w:proofErr w:type="spellStart"/>
+      <w:r>
+        <w:rPr>
+          <w:rFonts w:ascii="Times New Roman" w:hAnsi="Times New Roman" w:cs="Times New Roman"/>
+          <w:sz w:val="28"/>
+          <w:szCs w:val="28"/>
+        </w:rPr>
+        <w:t>user</w:t>
+      </w:r>
+      <w:proofErr w:type="spellEnd"/>
+      <w:r>
+        <w:rPr>
+          <w:rFonts w:ascii="Times New Roman" w:hAnsi="Times New Roman" w:cs="Times New Roman"/>
+          <w:sz w:val="28"/>
+          <w:szCs w:val="28"/>
+        </w:rPr>
+        <w:t xml:space="preserve"> </w:t>
+      </w:r>
+      <w:proofErr w:type="spellStart"/>
+      <w:r>
+        <w:rPr>
+          <w:rFonts w:ascii="Times New Roman" w:hAnsi="Times New Roman" w:cs="Times New Roman"/>
+          <w:sz w:val="28"/>
+          <w:szCs w:val="28"/>
+        </w:rPr>
+        <w:t>story</w:t>
+      </w:r>
+      <w:proofErr w:type="spellEnd"/>
+      <w:r>
+        <w:rPr>
+          <w:rFonts w:ascii="Times New Roman" w:hAnsi="Times New Roman" w:cs="Times New Roman"/>
+          <w:sz w:val="28"/>
+          <w:szCs w:val="28"/>
+        </w:rPr>
+        <w:t xml:space="preserve">, 2 </w:t>
+      </w:r>
+      <w:proofErr w:type="spellStart"/>
+      <w:r>
+        <w:rPr>
+          <w:rFonts w:ascii="Times New Roman" w:hAnsi="Times New Roman" w:cs="Times New Roman"/>
+          <w:sz w:val="28"/>
+          <w:szCs w:val="28"/>
+        </w:rPr>
+        <w:t>sub</w:t>
+      </w:r>
+      <w:proofErr w:type="spellEnd"/>
+      <w:r>
+        <w:rPr>
+          <w:rFonts w:ascii="Times New Roman" w:hAnsi="Times New Roman" w:cs="Times New Roman"/>
+          <w:sz w:val="28"/>
+          <w:szCs w:val="28"/>
+        </w:rPr>
+        <w:t xml:space="preserve"> </w:t>
+      </w:r>
+      <w:proofErr w:type="spellStart"/>
+      <w:r>
+        <w:rPr>
+          <w:rFonts w:ascii="Times New Roman" w:hAnsi="Times New Roman" w:cs="Times New Roman"/>
+          <w:sz w:val="28"/>
+          <w:szCs w:val="28"/>
+        </w:rPr>
+        <w:t>tasks</w:t>
+      </w:r>
+      <w:proofErr w:type="spellEnd"/>
+      <w:r>
+        <w:rPr>
+          <w:rFonts w:ascii="Times New Roman" w:hAnsi="Times New Roman" w:cs="Times New Roman"/>
+          <w:sz w:val="28"/>
+          <w:szCs w:val="28"/>
+        </w:rPr>
+        <w:t xml:space="preserve"> для кожної </w:t>
+      </w:r>
+      <w:proofErr w:type="spellStart"/>
+      <w:r>
+        <w:rPr>
+          <w:rFonts w:ascii="Times New Roman" w:hAnsi="Times New Roman" w:cs="Times New Roman"/>
+          <w:sz w:val="28"/>
+          <w:szCs w:val="28"/>
+        </w:rPr>
+        <w:t>task</w:t>
+      </w:r>
+      <w:proofErr w:type="spellEnd"/>
+      <w:r>
+        <w:rPr>
+          <w:rFonts w:ascii="Times New Roman" w:hAnsi="Times New Roman" w:cs="Times New Roman"/>
+          <w:sz w:val="28"/>
+          <w:szCs w:val="28"/>
+        </w:rPr>
+        <w:t xml:space="preserve">. </w:t>
+      </w:r>
+    </w:p>
+    <w:p>
+      <w:pPr>
+        <w:jc w:val="both"/>
+        <w:rPr>
+          <w:rFonts w:ascii="Times New Roman" w:hAnsi="Times New Roman" w:cs="Times New Roman"/>
+          <w:sz w:val="28"/>
+          <w:szCs w:val="28"/>
+        </w:rPr>
+      </w:pPr>
+      <w:r>
+        <w:rPr>
+          <w:rFonts w:ascii="Times New Roman" w:hAnsi="Times New Roman" w:cs="Times New Roman"/>
+          <w:sz w:val="28"/>
+          <w:szCs w:val="28"/>
+        </w:rPr>
+        <w:t xml:space="preserve">5. Добавити до </w:t>
+      </w:r>
+      <w:proofErr w:type="spellStart"/>
+      <w:r>
+        <w:rPr>
+          <w:rFonts w:ascii="Times New Roman" w:hAnsi="Times New Roman" w:cs="Times New Roman"/>
+          <w:sz w:val="28"/>
+          <w:szCs w:val="28"/>
+        </w:rPr>
+        <w:t>product</w:t>
+      </w:r>
+      <w:proofErr w:type="spellEnd"/>
+      <w:r>
+        <w:rPr>
+          <w:rFonts w:ascii="Times New Roman" w:hAnsi="Times New Roman" w:cs="Times New Roman"/>
+          <w:sz w:val="28"/>
+          <w:szCs w:val="28"/>
+        </w:rPr>
+        <w:t xml:space="preserve"> </w:t>
+      </w:r>
+      <w:proofErr w:type="spellStart"/>
+      <w:r>
+        <w:rPr>
+          <w:rFonts w:ascii="Times New Roman" w:hAnsi="Times New Roman" w:cs="Times New Roman"/>
+          <w:sz w:val="28"/>
+          <w:szCs w:val="28"/>
+        </w:rPr>
+        <w:t>backlog</w:t>
+      </w:r>
+      <w:proofErr w:type="spellEnd"/>
+      <w:r>
+        <w:rPr>
+          <w:rFonts w:ascii="Times New Roman" w:hAnsi="Times New Roman" w:cs="Times New Roman"/>
+          <w:sz w:val="28"/>
+          <w:szCs w:val="28"/>
+        </w:rPr>
+        <w:t xml:space="preserve"> 3 </w:t>
+      </w:r>
+      <w:proofErr w:type="spellStart"/>
+      <w:r>
+        <w:rPr>
+          <w:rFonts w:ascii="Times New Roman" w:hAnsi="Times New Roman" w:cs="Times New Roman"/>
+          <w:sz w:val="28"/>
+          <w:szCs w:val="28"/>
+        </w:rPr>
+        <w:t>bugs</w:t>
+      </w:r>
+      <w:proofErr w:type="spellEnd"/>
+      <w:r>
+        <w:rPr>
+          <w:rFonts w:ascii="Times New Roman" w:hAnsi="Times New Roman" w:cs="Times New Roman"/>
+          <w:sz w:val="28"/>
+          <w:szCs w:val="28"/>
+        </w:rPr>
+        <w:t xml:space="preserve">. </w:t>
+      </w:r>
+    </w:p>
+    <w:p>
+      <w:pPr>
+        <w:jc w:val="both"/>
+        <w:rPr>
+          <w:rFonts w:ascii="Times New Roman" w:hAnsi="Times New Roman" w:cs="Times New Roman"/>
+          <w:sz w:val="28"/>
+          <w:szCs w:val="28"/>
+        </w:rPr>
+      </w:pPr>
+      <w:r>
+        <w:rPr>
+          <w:rFonts w:ascii="Times New Roman" w:hAnsi="Times New Roman" w:cs="Times New Roman"/>
+          <w:sz w:val="28"/>
+          <w:szCs w:val="28"/>
+        </w:rPr>
+        <w:t xml:space="preserve">6. Створи </w:t>
+      </w:r>
+      <w:proofErr w:type="spellStart"/>
+      <w:r>
+        <w:rPr>
+          <w:rFonts w:ascii="Times New Roman" w:hAnsi="Times New Roman" w:cs="Times New Roman"/>
+          <w:sz w:val="28"/>
+          <w:szCs w:val="28"/>
+        </w:rPr>
+        <w:t>Scrum</w:t>
+      </w:r>
+      <w:proofErr w:type="spellEnd"/>
+      <w:r>
+        <w:rPr>
+          <w:rFonts w:ascii="Times New Roman" w:hAnsi="Times New Roman" w:cs="Times New Roman"/>
+          <w:sz w:val="28"/>
+          <w:szCs w:val="28"/>
+        </w:rPr>
+        <w:t xml:space="preserve"> </w:t>
+      </w:r>
+      <w:proofErr w:type="spellStart"/>
+      <w:r>
+        <w:rPr>
+          <w:rFonts w:ascii="Times New Roman" w:hAnsi="Times New Roman" w:cs="Times New Roman"/>
+          <w:sz w:val="28"/>
+          <w:szCs w:val="28"/>
+        </w:rPr>
+        <w:t>board</w:t>
+      </w:r>
+      <w:proofErr w:type="spellEnd"/>
+      <w:r>
+        <w:rPr>
+          <w:rFonts w:ascii="Times New Roman" w:hAnsi="Times New Roman" w:cs="Times New Roman"/>
+          <w:sz w:val="28"/>
+          <w:szCs w:val="28"/>
+        </w:rPr>
+        <w:t xml:space="preserve"> з етапами які будуть найбільш релевантними до вашого проекту. </w:t>
+      </w:r>
+    </w:p>
+    <w:p>
+      <w:pPr>
+        <w:jc w:val="both"/>
+        <w:rPr>
+          <w:rFonts w:ascii="Times New Roman" w:hAnsi="Times New Roman" w:cs="Times New Roman"/>
+          <w:sz w:val="28"/>
+          <w:szCs w:val="28"/>
+        </w:rPr>
+      </w:pPr>
+      <w:r>
+        <w:rPr>
+          <w:rFonts w:ascii="Times New Roman" w:hAnsi="Times New Roman" w:cs="Times New Roman"/>
+          <w:sz w:val="28"/>
+          <w:szCs w:val="28"/>
+        </w:rPr>
+        <w:t xml:space="preserve">7. Запустити спринт, та виконати його. </w:t>
+      </w:r>
+    </w:p>
+    <w:p>
+      <w:pPr>
+        <w:jc w:val="both"/>
+        <w:rPr>
+          <w:rFonts w:ascii="Times New Roman" w:hAnsi="Times New Roman" w:cs="Times New Roman"/>
+          <w:sz w:val="28"/>
+          <w:szCs w:val="28"/>
+        </w:rPr>
+      </w:pPr>
+      <w:r>
+        <w:rPr>
+          <w:rFonts w:ascii="Times New Roman" w:hAnsi="Times New Roman" w:cs="Times New Roman"/>
+          <w:sz w:val="28"/>
+          <w:szCs w:val="28"/>
+        </w:rPr>
+        <w:t>8. Підвести підсумки.</w:t>
+      </w:r>
+    </w:p>
+    <w:p>
+      <w:pPr>
+        <w:jc w:val="both"/>
+        <w:rPr>
+          <w:rFonts w:ascii="Times New Roman" w:hAnsi="Times New Roman" w:cs="Times New Roman"/>
+          <w:sz w:val="28"/>
+          <w:szCs w:val="28"/>
+        </w:rPr>
+      </w:pPr>
+    </w:p>
+    <w:p>
+      <w:pPr>
+        <w:jc w:val="both"/>
+        <w:rPr>
+          <w:rFonts w:ascii="Times New Roman" w:hAnsi="Times New Roman" w:cs="Times New Roman"/>
+          <w:sz w:val="28"/>
+          <w:szCs w:val="28"/>
+        </w:rPr>
+      </w:pPr>
+      <w:r>
+        <w:rPr>
+          <w:rFonts w:ascii="Times New Roman" w:hAnsi="Times New Roman" w:cs="Times New Roman"/>
+          <w:sz w:val="28"/>
+          <w:szCs w:val="28"/>
+        </w:rPr>
+        <w:t xml:space="preserve">У даній лабораторній роботі застосовано гнучку методологію </w:t>
+      </w:r>
+      <w:proofErr w:type="spellStart"/>
+      <w:r>
+        <w:rPr>
+          <w:rFonts w:ascii="Times New Roman" w:hAnsi="Times New Roman" w:cs="Times New Roman"/>
+          <w:sz w:val="28"/>
+          <w:szCs w:val="28"/>
+        </w:rPr>
+        <w:t>Scrum</w:t>
+      </w:r>
+      <w:proofErr w:type="spellEnd"/>
+      <w:r>
+        <w:rPr>
+          <w:rFonts w:ascii="Times New Roman" w:hAnsi="Times New Roman" w:cs="Times New Roman"/>
+          <w:sz w:val="28"/>
+          <w:szCs w:val="28"/>
+        </w:rPr>
+        <w:t xml:space="preserve"> для управління процесом створення портативної ігрової консолі (</w:t>
+      </w:r>
+      <w:proofErr w:type="spellStart"/>
+      <w:r>
+        <w:rPr>
+          <w:rFonts w:ascii="Times New Roman" w:hAnsi="Times New Roman" w:cs="Times New Roman"/>
+          <w:sz w:val="28"/>
+          <w:szCs w:val="28"/>
+        </w:rPr>
+        <w:t>репозиторій</w:t>
+      </w:r>
+      <w:proofErr w:type="spellEnd"/>
+      <w:r>
+        <w:rPr>
+          <w:rFonts w:ascii="Times New Roman" w:hAnsi="Times New Roman" w:cs="Times New Roman"/>
+          <w:sz w:val="28"/>
+          <w:szCs w:val="28"/>
+        </w:rPr>
+        <w:t xml:space="preserve"> </w:t>
+      </w:r>
+      <w:r>
+        <w:rPr>
+          <w:rStyle w:val="HTML"/>
+          <w:rFonts w:ascii="Times New Roman" w:eastAsiaTheme="minorHAnsi" w:hAnsi="Times New Roman" w:cs="Times New Roman"/>
+          <w:sz w:val="28"/>
+          <w:szCs w:val="28"/>
+        </w:rPr>
+        <w:t>https://github.com/santekhnik/portable_game_device.git</w:t>
+      </w:r>
+      <w:r>
+        <w:rPr>
+          <w:rFonts w:ascii="Times New Roman" w:hAnsi="Times New Roman" w:cs="Times New Roman"/>
+          <w:sz w:val="28"/>
+          <w:szCs w:val="28"/>
+        </w:rPr>
+        <w:t>). Розробка таких пристроїв вимагає паралельної роботи над апаратною частиною (</w:t>
+      </w:r>
+      <w:proofErr w:type="spellStart"/>
+      <w:r>
+        <w:rPr>
+          <w:rFonts w:ascii="Times New Roman" w:hAnsi="Times New Roman" w:cs="Times New Roman"/>
+          <w:sz w:val="28"/>
+          <w:szCs w:val="28"/>
+        </w:rPr>
+        <w:t>Hardware</w:t>
+      </w:r>
+      <w:proofErr w:type="spellEnd"/>
+      <w:r>
+        <w:rPr>
+          <w:rFonts w:ascii="Times New Roman" w:hAnsi="Times New Roman" w:cs="Times New Roman"/>
+          <w:sz w:val="28"/>
+          <w:szCs w:val="28"/>
+        </w:rPr>
+        <w:t>) та прошивкою (</w:t>
+      </w:r>
+      <w:proofErr w:type="spellStart"/>
+      <w:r>
+        <w:rPr>
+          <w:rFonts w:ascii="Times New Roman" w:hAnsi="Times New Roman" w:cs="Times New Roman"/>
+          <w:sz w:val="28"/>
+          <w:szCs w:val="28"/>
+        </w:rPr>
+        <w:t>Firmware</w:t>
+      </w:r>
+      <w:proofErr w:type="spellEnd"/>
+      <w:r>
+        <w:rPr>
+          <w:rFonts w:ascii="Times New Roman" w:hAnsi="Times New Roman" w:cs="Times New Roman"/>
+          <w:sz w:val="28"/>
+          <w:szCs w:val="28"/>
+        </w:rPr>
+        <w:t xml:space="preserve">). </w:t>
+      </w:r>
+      <w:proofErr w:type="spellStart"/>
+      <w:r>
+        <w:rPr>
+          <w:rFonts w:ascii="Times New Roman" w:hAnsi="Times New Roman" w:cs="Times New Roman"/>
+          <w:sz w:val="28"/>
+          <w:szCs w:val="28"/>
+        </w:rPr>
+        <w:t>Фреймворк</w:t>
+      </w:r>
+      <w:proofErr w:type="spellEnd"/>
+      <w:r>
+        <w:rPr>
+          <w:rFonts w:ascii="Times New Roman" w:hAnsi="Times New Roman" w:cs="Times New Roman"/>
+          <w:sz w:val="28"/>
+          <w:szCs w:val="28"/>
+        </w:rPr>
+        <w:t xml:space="preserve"> </w:t>
+      </w:r>
+      <w:proofErr w:type="spellStart"/>
+      <w:r>
+        <w:rPr>
+          <w:rFonts w:ascii="Times New Roman" w:hAnsi="Times New Roman" w:cs="Times New Roman"/>
+          <w:sz w:val="28"/>
+          <w:szCs w:val="28"/>
+        </w:rPr>
+        <w:t>Scrum</w:t>
+      </w:r>
+      <w:proofErr w:type="spellEnd"/>
+      <w:r>
+        <w:rPr>
+          <w:rFonts w:ascii="Times New Roman" w:hAnsi="Times New Roman" w:cs="Times New Roman"/>
+          <w:sz w:val="28"/>
+          <w:szCs w:val="28"/>
+        </w:rPr>
+        <w:t xml:space="preserve"> дозволяє структурувати цю складну роботу в межах коротких ітерацій (</w:t>
+      </w:r>
+      <w:proofErr w:type="spellStart"/>
+      <w:r>
+        <w:rPr>
+          <w:rFonts w:ascii="Times New Roman" w:hAnsi="Times New Roman" w:cs="Times New Roman"/>
+          <w:sz w:val="28"/>
+          <w:szCs w:val="28"/>
+        </w:rPr>
+        <w:t>спринтів</w:t>
+      </w:r>
+      <w:proofErr w:type="spellEnd"/>
+      <w:r>
+        <w:rPr>
+          <w:rFonts w:ascii="Times New Roman" w:hAnsi="Times New Roman" w:cs="Times New Roman"/>
+          <w:sz w:val="28"/>
+          <w:szCs w:val="28"/>
+        </w:rPr>
+        <w:t xml:space="preserve">), створюючи робочий </w:t>
+      </w:r>
+      <w:proofErr w:type="spellStart"/>
+      <w:r>
+        <w:rPr>
+          <w:rFonts w:ascii="Times New Roman" w:hAnsi="Times New Roman" w:cs="Times New Roman"/>
+          <w:sz w:val="28"/>
+          <w:szCs w:val="28"/>
+        </w:rPr>
+        <w:t>інкремент</w:t>
+      </w:r>
+      <w:proofErr w:type="spellEnd"/>
+      <w:r>
+        <w:rPr>
+          <w:rFonts w:ascii="Times New Roman" w:hAnsi="Times New Roman" w:cs="Times New Roman"/>
+          <w:sz w:val="28"/>
+          <w:szCs w:val="28"/>
+        </w:rPr>
+        <w:t xml:space="preserve"> пристрою крок за кроком.</w:t>
+      </w:r>
+      <w:r>
+        <w:rPr>
+          <w:rFonts w:ascii="Times New Roman" w:hAnsi="Times New Roman" w:cs="Times New Roman"/>
+          <w:sz w:val="28"/>
+          <w:szCs w:val="28"/>
+        </w:rPr>
+        <w:t xml:space="preserve"> Цей </w:t>
+      </w:r>
+      <w:proofErr w:type="spellStart"/>
+      <w:r>
+        <w:rPr>
+          <w:rFonts w:ascii="Times New Roman" w:hAnsi="Times New Roman" w:cs="Times New Roman"/>
+          <w:sz w:val="28"/>
+          <w:szCs w:val="28"/>
+        </w:rPr>
+        <w:t>проєкт</w:t>
+      </w:r>
+      <w:proofErr w:type="spellEnd"/>
+      <w:r>
+        <w:rPr>
+          <w:rFonts w:ascii="Times New Roman" w:hAnsi="Times New Roman" w:cs="Times New Roman"/>
+          <w:sz w:val="28"/>
+          <w:szCs w:val="28"/>
+        </w:rPr>
+        <w:t xml:space="preserve"> розроблявся під час виробничої практики 3 курсу в компанії </w:t>
+      </w:r>
+      <w:proofErr w:type="spellStart"/>
+      <w:r>
+        <w:rPr>
+          <w:rFonts w:ascii="Times New Roman" w:hAnsi="Times New Roman" w:cs="Times New Roman"/>
+          <w:sz w:val="28"/>
+          <w:szCs w:val="28"/>
+          <w:lang w:val="en-US"/>
+        </w:rPr>
+        <w:t>GlobalLogic</w:t>
+      </w:r>
+      <w:proofErr w:type="spellEnd"/>
+      <w:r>
+        <w:rPr>
+          <w:rFonts w:ascii="Times New Roman" w:hAnsi="Times New Roman" w:cs="Times New Roman"/>
+          <w:sz w:val="28"/>
+          <w:szCs w:val="28"/>
+          <w:lang w:val="en-US"/>
+        </w:rPr>
+        <w:t xml:space="preserve"> </w:t>
+      </w:r>
+      <w:r>
+        <w:rPr>
+          <w:rFonts w:ascii="Times New Roman" w:hAnsi="Times New Roman" w:cs="Times New Roman"/>
+          <w:sz w:val="28"/>
+          <w:szCs w:val="28"/>
+        </w:rPr>
+        <w:t xml:space="preserve">під </w:t>
+      </w:r>
+      <w:proofErr w:type="spellStart"/>
+      <w:r>
+        <w:rPr>
+          <w:rFonts w:ascii="Times New Roman" w:hAnsi="Times New Roman" w:cs="Times New Roman"/>
+          <w:sz w:val="28"/>
+          <w:szCs w:val="28"/>
+        </w:rPr>
+        <w:t>менторством</w:t>
+      </w:r>
+      <w:proofErr w:type="spellEnd"/>
+      <w:r>
+        <w:rPr>
+          <w:rFonts w:ascii="Times New Roman" w:hAnsi="Times New Roman" w:cs="Times New Roman"/>
+          <w:sz w:val="28"/>
+          <w:szCs w:val="28"/>
+        </w:rPr>
+        <w:t>.</w:t>
+      </w:r>
+    </w:p>
+    <w:p>
+      <w:pPr>
+        <w:jc w:val="both"/>
+        <w:rPr>
+          <w:rFonts w:ascii="Times New Roman" w:hAnsi="Times New Roman" w:cs="Times New Roman"/>
+          <w:sz w:val="28"/>
+          <w:szCs w:val="28"/>
+        </w:rPr>
+      </w:pPr>
+      <w:r>
+        <w:rPr>
+          <w:rFonts w:ascii="Times New Roman" w:hAnsi="Times New Roman" w:cs="Times New Roman"/>
+          <w:sz w:val="28"/>
+          <w:szCs w:val="28"/>
+        </w:rPr>
+        <w:lastRenderedPageBreak/>
+        <w:drawing>
+          <wp:inline distT="0" distB="0" distL="0" distR="0" wp14:anchorId="705D9659" wp14:editId="63B8303C">
+            <wp:extent cx="5766544" cy="3056466"/>
+            <wp:effectExtent l="0" t="0" r="5715" b="0"/>
+            <wp:docPr id="1" name="Рисунок 1"/>
+            <wp:cNvGraphicFramePr>
+              <a:graphicFrameLocks xmlns:a="http://schemas.openxmlformats.org/drawingml/2006/main" noChangeAspect="1"/>
+            </wp:cNvGraphicFramePr>
+            <a:graphic xmlns:a="http://schemas.openxmlformats.org/drawingml/2006/main">
+              <a:graphicData uri="http://schemas.openxmlformats.org/drawingml/2006/picture">
+                <pic:pic xmlns:pic="http://schemas.openxmlformats.org/drawingml/2006/picture">
+                  <pic:nvPicPr>
+                    <pic:cNvPr id="1" name=""/>
+                    <pic:cNvPicPr/>
+                  </pic:nvPicPr>
+                  <pic:blipFill>
+                    <a:blip r:embed="rId5"/>
+                    <a:stretch>
+                      <a:fillRect/>
+                    </a:stretch>
+                  </pic:blipFill>
+                  <pic:spPr>
+                    <a:xfrm>
+                      <a:off x="0" y="0"/>
+                      <a:ext cx="5797671" cy="3072964"/>
+                    </a:xfrm>
+                    <a:prstGeom prst="rect">
+                      <a:avLst/>
+                    </a:prstGeom>
+                  </pic:spPr>
+                </pic:pic>
+              </a:graphicData>
+            </a:graphic>
+          </wp:inline>
+        </w:drawing>
+      </w:r>
+    </w:p>
+    <w:p>
+      <w:pPr>
+        <w:jc w:val="both"/>
+        <w:rPr>
+          <w:rFonts w:ascii="Times New Roman" w:hAnsi="Times New Roman" w:cs="Times New Roman"/>
+          <w:sz w:val="28"/>
+          <w:szCs w:val="28"/>
+        </w:rPr>
+      </w:pPr>
+      <w:r>
+        <w:rPr>
+          <w:rFonts w:ascii="Times New Roman" w:hAnsi="Times New Roman" w:cs="Times New Roman"/>
+          <w:sz w:val="28"/>
+          <w:szCs w:val="28"/>
+        </w:rPr>
+        <w:drawing>
+          <wp:inline distT="0" distB="0" distL="0" distR="0" wp14:anchorId="1164258C" wp14:editId="0DA98852">
+            <wp:extent cx="5782733" cy="3107642"/>
+            <wp:effectExtent l="0" t="0" r="0" b="0"/>
+            <wp:docPr id="2" name="Рисунок 2"/>
+            <wp:cNvGraphicFramePr>
+              <a:graphicFrameLocks xmlns:a="http://schemas.openxmlformats.org/drawingml/2006/main" noChangeAspect="1"/>
+            </wp:cNvGraphicFramePr>
+            <a:graphic xmlns:a="http://schemas.openxmlformats.org/drawingml/2006/main">
+              <a:graphicData uri="http://schemas.openxmlformats.org/drawingml/2006/picture">
+                <pic:pic xmlns:pic="http://schemas.openxmlformats.org/drawingml/2006/picture">
+                  <pic:nvPicPr>
+                    <pic:cNvPr id="1" name=""/>
+                    <pic:cNvPicPr/>
+                  </pic:nvPicPr>
+                  <pic:blipFill>
+                    <a:blip r:embed="rId6"/>
+                    <a:stretch>
+                      <a:fillRect/>
+                    </a:stretch>
+                  </pic:blipFill>
+                  <pic:spPr>
+                    <a:xfrm>
+                      <a:off x="0" y="0"/>
+                      <a:ext cx="5790122" cy="3111613"/>
+                    </a:xfrm>
+                    <a:prstGeom prst="rect">
+                      <a:avLst/>
+                    </a:prstGeom>
+                  </pic:spPr>
+                </pic:pic>
+              </a:graphicData>
+            </a:graphic>
+          </wp:inline>
+        </w:drawing>
+      </w:r>
+    </w:p>
+    <w:p>
+      <w:pPr>
+        <w:jc w:val="both"/>
+        <w:rPr>
+          <w:rFonts w:ascii="Times New Roman" w:hAnsi="Times New Roman" w:cs="Times New Roman"/>
+          <w:sz w:val="28"/>
+          <w:szCs w:val="28"/>
+        </w:rPr>
+      </w:pPr>
+      <w:r>
+        <w:rPr>
+          <w:rFonts w:ascii="Times New Roman" w:hAnsi="Times New Roman" w:cs="Times New Roman"/>
+          <w:sz w:val="28"/>
+          <w:szCs w:val="28"/>
+        </w:rPr>
+        <w:drawing>
+          <wp:inline distT="0" distB="0" distL="0" distR="0" wp14:anchorId="09600351" wp14:editId="138E0CE9">
+            <wp:extent cx="5765800" cy="3085980"/>
+            <wp:effectExtent l="0" t="0" r="6350" b="635"/>
+            <wp:docPr id="3" name="Рисунок 3"/>
+            <wp:cNvGraphicFramePr>
+              <a:graphicFrameLocks xmlns:a="http://schemas.openxmlformats.org/drawingml/2006/main" noChangeAspect="1"/>
+            </wp:cNvGraphicFramePr>
+            <a:graphic xmlns:a="http://schemas.openxmlformats.org/drawingml/2006/main">
+              <a:graphicData uri="http://schemas.openxmlformats.org/drawingml/2006/picture">
+                <pic:pic xmlns:pic="http://schemas.openxmlformats.org/drawingml/2006/picture">
+                  <pic:nvPicPr>
+                    <pic:cNvPr id="1" name=""/>
+                    <pic:cNvPicPr/>
+                  </pic:nvPicPr>
+                  <pic:blipFill>
+                    <a:blip r:embed="rId7"/>
+                    <a:stretch>
+                      <a:fillRect/>
+                    </a:stretch>
+                  </pic:blipFill>
+                  <pic:spPr>
+                    <a:xfrm>
+                      <a:off x="0" y="0"/>
+                      <a:ext cx="5775912" cy="3091392"/>
+                    </a:xfrm>
+                    <a:prstGeom prst="rect">
+                      <a:avLst/>
+                    </a:prstGeom>
+                  </pic:spPr>
+                </pic:pic>
+              </a:graphicData>
+            </a:graphic>
+          </wp:inline>
+        </w:drawing>
+      </w:r>
+    </w:p>
+    <w:p>
+      <w:pPr>
+        <w:jc w:val="both"/>
+        <w:rPr>
+          <w:rFonts w:ascii="Times New Roman" w:hAnsi="Times New Roman" w:cs="Times New Roman"/>
+          <w:sz w:val="28"/>
+          <w:szCs w:val="28"/>
+        </w:rPr>
+      </w:pPr>
+      <w:r>
+        <w:rPr>
+          <w:rFonts w:ascii="Times New Roman" w:hAnsi="Times New Roman" w:cs="Times New Roman"/>
+          <w:sz w:val="28"/>
+          <w:szCs w:val="28"/>
+        </w:rPr>
+        <w:lastRenderedPageBreak/>
+        <w:drawing>
+          <wp:inline distT="0" distB="0" distL="0" distR="0" wp14:anchorId="375BB91F" wp14:editId="7728583E">
+            <wp:extent cx="5731933" cy="3111264"/>
+            <wp:effectExtent l="0" t="0" r="2540" b="0"/>
+            <wp:docPr id="4" name="Рисунок 4"/>
+            <wp:cNvGraphicFramePr>
+              <a:graphicFrameLocks xmlns:a="http://schemas.openxmlformats.org/drawingml/2006/main" noChangeAspect="1"/>
+            </wp:cNvGraphicFramePr>
+            <a:graphic xmlns:a="http://schemas.openxmlformats.org/drawingml/2006/main">
+              <a:graphicData uri="http://schemas.openxmlformats.org/drawingml/2006/picture">
+                <pic:pic xmlns:pic="http://schemas.openxmlformats.org/drawingml/2006/picture">
+                  <pic:nvPicPr>
+                    <pic:cNvPr id="1" name=""/>
+                    <pic:cNvPicPr/>
+                  </pic:nvPicPr>
+                  <pic:blipFill>
+                    <a:blip r:embed="rId8"/>
+                    <a:stretch>
+                      <a:fillRect/>
+                    </a:stretch>
+                  </pic:blipFill>
+                  <pic:spPr>
+                    <a:xfrm>
+                      <a:off x="0" y="0"/>
+                      <a:ext cx="5745535" cy="3118647"/>
+                    </a:xfrm>
+                    <a:prstGeom prst="rect">
+                      <a:avLst/>
+                    </a:prstGeom>
+                  </pic:spPr>
+                </pic:pic>
+              </a:graphicData>
+            </a:graphic>
+          </wp:inline>
+        </w:drawing>
+      </w:r>
+    </w:p>
+    <w:p>
+      <w:pPr>
+        <w:jc w:val="both"/>
+        <w:rPr>
+          <w:rFonts w:ascii="Times New Roman" w:hAnsi="Times New Roman" w:cs="Times New Roman"/>
+          <w:sz w:val="28"/>
+          <w:szCs w:val="28"/>
+        </w:rPr>
+      </w:pPr>
+      <w:r>
+        <w:rPr>
+          <w:rFonts w:ascii="Times New Roman" w:hAnsi="Times New Roman" w:cs="Times New Roman"/>
+          <w:sz w:val="28"/>
+          <w:szCs w:val="28"/>
+        </w:rPr>
+        <w:drawing>
+          <wp:inline distT="0" distB="0" distL="0" distR="0" wp14:anchorId="7C13DE5B" wp14:editId="09B0D3BD">
+            <wp:extent cx="5748866" cy="2996997"/>
+            <wp:effectExtent l="0" t="0" r="4445" b="0"/>
+            <wp:docPr id="5" name="Рисунок 5"/>
+            <wp:cNvGraphicFramePr>
+              <a:graphicFrameLocks xmlns:a="http://schemas.openxmlformats.org/drawingml/2006/main" noChangeAspect="1"/>
+            </wp:cNvGraphicFramePr>
+            <a:graphic xmlns:a="http://schemas.openxmlformats.org/drawingml/2006/main">
+              <a:graphicData uri="http://schemas.openxmlformats.org/drawingml/2006/picture">
+                <pic:pic xmlns:pic="http://schemas.openxmlformats.org/drawingml/2006/picture">
+                  <pic:nvPicPr>
+                    <pic:cNvPr id="1" name=""/>
+                    <pic:cNvPicPr/>
+                  </pic:nvPicPr>
+                  <pic:blipFill>
+                    <a:blip r:embed="rId9"/>
+                    <a:stretch>
+                      <a:fillRect/>
+                    </a:stretch>
+                  </pic:blipFill>
+                  <pic:spPr>
+                    <a:xfrm>
+                      <a:off x="0" y="0"/>
+                      <a:ext cx="5755161" cy="3000278"/>
+                    </a:xfrm>
+                    <a:prstGeom prst="rect">
+                      <a:avLst/>
+                    </a:prstGeom>
+                  </pic:spPr>
+                </pic:pic>
+              </a:graphicData>
+            </a:graphic>
+          </wp:inline>
+        </w:drawing>
+      </w:r>
+    </w:p>
+    <w:p>
+      <w:pPr>
+        <w:pStyle w:val="a3"/>
+        <w:spacing w:before="0" w:beforeAutospacing="0" w:after="0" w:afterAutospacing="0"/>
+        <w:jc w:val="both"/>
+        <w:rPr>
+          <w:sz w:val="28"/>
+          <w:szCs w:val="28"/>
+        </w:rPr>
+      </w:pPr>
+      <w:r>
+        <w:rPr>
+          <w:b/>
+          <w:bCs/>
+          <w:sz w:val="28"/>
+          <w:szCs w:val="28"/>
+        </w:rPr>
+        <w:t>Висновок:</w:t>
+      </w:r>
+      <w:r>
+        <w:rPr>
+          <w:sz w:val="28"/>
+          <w:szCs w:val="28"/>
+        </w:rPr>
+        <w:t xml:space="preserve"> </w:t>
+      </w:r>
+      <w:r>
+        <w:rPr>
+          <w:sz w:val="28"/>
+          <w:szCs w:val="28"/>
+        </w:rPr>
+        <w:t xml:space="preserve">Застосування методології </w:t>
+      </w:r>
+      <w:proofErr w:type="spellStart"/>
+      <w:r>
+        <w:rPr>
+          <w:sz w:val="28"/>
+          <w:szCs w:val="28"/>
+        </w:rPr>
+        <w:t>Scrum</w:t>
+      </w:r>
+      <w:proofErr w:type="spellEnd"/>
+      <w:r>
+        <w:rPr>
+          <w:sz w:val="28"/>
+          <w:szCs w:val="28"/>
+        </w:rPr>
+        <w:t xml:space="preserve"> у розробці портативної ігрової консолі продемонструвало специфічні переваги та виклики:</w:t>
+      </w:r>
+    </w:p>
+    <w:p>
+      <w:pPr>
+        <w:pStyle w:val="a3"/>
+        <w:spacing w:before="0" w:beforeAutospacing="0" w:after="0" w:afterAutospacing="0"/>
+        <w:jc w:val="both"/>
+        <w:rPr>
+          <w:sz w:val="28"/>
+          <w:szCs w:val="28"/>
+        </w:rPr>
+      </w:pPr>
+      <w:r>
+        <w:rPr>
+          <w:b/>
+          <w:bCs/>
+          <w:sz w:val="28"/>
+          <w:szCs w:val="28"/>
+        </w:rPr>
+        <w:t>Плюси:</w:t>
+      </w:r>
+      <w:r>
+        <w:rPr>
+          <w:sz w:val="28"/>
+          <w:szCs w:val="28"/>
+        </w:rPr>
+        <w:t xml:space="preserve"> Відмінна візуалізація процесу. </w:t>
+      </w:r>
+      <w:proofErr w:type="spellStart"/>
+      <w:r>
+        <w:rPr>
+          <w:sz w:val="28"/>
+          <w:szCs w:val="28"/>
+        </w:rPr>
+        <w:t>Scrum</w:t>
+      </w:r>
+      <w:proofErr w:type="spellEnd"/>
+      <w:r>
+        <w:rPr>
+          <w:sz w:val="28"/>
+          <w:szCs w:val="28"/>
+        </w:rPr>
+        <w:t xml:space="preserve">-дошка чітко показує, які апаратні модулі вже спаяні і готові, а які очікують на написання драйверів у прошивці. Розбиття роботи на </w:t>
+      </w:r>
+      <w:proofErr w:type="spellStart"/>
+      <w:r>
+        <w:rPr>
+          <w:sz w:val="28"/>
+          <w:szCs w:val="28"/>
+        </w:rPr>
+        <w:t>User</w:t>
+      </w:r>
+      <w:proofErr w:type="spellEnd"/>
+      <w:r>
+        <w:rPr>
+          <w:sz w:val="28"/>
+          <w:szCs w:val="28"/>
+        </w:rPr>
+        <w:t xml:space="preserve"> </w:t>
+      </w:r>
+      <w:proofErr w:type="spellStart"/>
+      <w:r>
+        <w:rPr>
+          <w:sz w:val="28"/>
+          <w:szCs w:val="28"/>
+        </w:rPr>
+        <w:t>Stories</w:t>
+      </w:r>
+      <w:proofErr w:type="spellEnd"/>
+      <w:r>
+        <w:rPr>
+          <w:sz w:val="28"/>
+          <w:szCs w:val="28"/>
+        </w:rPr>
+        <w:t xml:space="preserve"> дозволяє тестувати пристрій </w:t>
+      </w:r>
+      <w:proofErr w:type="spellStart"/>
+      <w:r>
+        <w:rPr>
+          <w:sz w:val="28"/>
+          <w:szCs w:val="28"/>
+        </w:rPr>
+        <w:t>інкрементально</w:t>
+      </w:r>
+      <w:proofErr w:type="spellEnd"/>
+      <w:r>
+        <w:rPr>
+          <w:sz w:val="28"/>
+          <w:szCs w:val="28"/>
+        </w:rPr>
+        <w:t xml:space="preserve"> (спочатку екран, потім кнопки, потім живлення), що критично важливо при пошуку апаратних помилок або коротких замикань. </w:t>
+      </w:r>
+    </w:p>
+    <w:p>
+      <w:pPr>
+        <w:pStyle w:val="a3"/>
+        <w:spacing w:before="0" w:beforeAutospacing="0" w:after="0" w:afterAutospacing="0"/>
+        <w:jc w:val="both"/>
+        <w:rPr>
+          <w:sz w:val="28"/>
+          <w:szCs w:val="28"/>
+        </w:rPr>
+      </w:pPr>
+      <w:r>
+        <w:rPr>
+          <w:b/>
+          <w:bCs/>
+          <w:sz w:val="28"/>
+          <w:szCs w:val="28"/>
+        </w:rPr>
+        <w:t>Мінуси:</w:t>
+      </w:r>
+      <w:r>
+        <w:rPr>
+          <w:sz w:val="28"/>
+          <w:szCs w:val="28"/>
+        </w:rPr>
+        <w:t xml:space="preserve"> Апаратна розробка має свої фізичні обмеження (наприклад, очікування доставки електронних компонентів або друкованих плат), що може заблокувати виконання спринту і порушити ритм </w:t>
+      </w:r>
+      <w:proofErr w:type="spellStart"/>
+      <w:r>
+        <w:rPr>
+          <w:sz w:val="28"/>
+          <w:szCs w:val="28"/>
+        </w:rPr>
+        <w:t>Scrum.</w:t>
+      </w:r>
+      <w:proofErr w:type="spellEnd"/>
+    </w:p>
+    <w:p>
+      <w:pPr>
+        <w:pStyle w:val="a3"/>
+        <w:spacing w:before="0" w:beforeAutospacing="0" w:after="0" w:afterAutospacing="0"/>
+        <w:jc w:val="both"/>
+        <w:rPr>
+          <w:sz w:val="28"/>
+          <w:szCs w:val="28"/>
+        </w:rPr>
+      </w:pPr>
+      <w:r>
+        <w:rPr>
+          <w:b/>
+          <w:bCs/>
+          <w:sz w:val="28"/>
+          <w:szCs w:val="28"/>
+        </w:rPr>
+        <w:t>Ідеї для покращення:</w:t>
+      </w:r>
+      <w:r>
+        <w:rPr>
+          <w:sz w:val="28"/>
+          <w:szCs w:val="28"/>
+        </w:rPr>
+        <w:t xml:space="preserve"> Для </w:t>
+      </w:r>
+      <w:proofErr w:type="spellStart"/>
+      <w:r>
+        <w:rPr>
+          <w:sz w:val="28"/>
+          <w:szCs w:val="28"/>
+        </w:rPr>
+        <w:t>hardware</w:t>
+      </w:r>
+      <w:proofErr w:type="spellEnd"/>
+      <w:r>
+        <w:rPr>
+          <w:sz w:val="28"/>
+          <w:szCs w:val="28"/>
+        </w:rPr>
+        <w:t xml:space="preserve">-проектів класичний </w:t>
+      </w:r>
+      <w:proofErr w:type="spellStart"/>
+      <w:r>
+        <w:rPr>
+          <w:sz w:val="28"/>
+          <w:szCs w:val="28"/>
+        </w:rPr>
+        <w:t>Scrum</w:t>
+      </w:r>
+      <w:proofErr w:type="spellEnd"/>
+      <w:r>
+        <w:rPr>
+          <w:sz w:val="28"/>
+          <w:szCs w:val="28"/>
+        </w:rPr>
+        <w:t xml:space="preserve"> варто адаптувати. Наприклад, тривалість </w:t>
+      </w:r>
+      <w:proofErr w:type="spellStart"/>
+      <w:r>
+        <w:rPr>
+          <w:sz w:val="28"/>
+          <w:szCs w:val="28"/>
+        </w:rPr>
+        <w:t>спринтів</w:t>
+      </w:r>
+      <w:proofErr w:type="spellEnd"/>
+      <w:r>
+        <w:rPr>
+          <w:sz w:val="28"/>
+          <w:szCs w:val="28"/>
+        </w:rPr>
+        <w:t xml:space="preserve"> слід синхронізувати з логістичними циклами (часом виготовлення плат або постачання деталей). Крім того, на етапах </w:t>
+      </w:r>
+      <w:proofErr w:type="spellStart"/>
+      <w:r>
+        <w:rPr>
+          <w:sz w:val="28"/>
+          <w:szCs w:val="28"/>
+        </w:rPr>
+        <w:t>прототипування</w:t>
+      </w:r>
+      <w:proofErr w:type="spellEnd"/>
+      <w:r>
+        <w:rPr>
+          <w:sz w:val="28"/>
+          <w:szCs w:val="28"/>
+        </w:rPr>
+        <w:t xml:space="preserve"> доцільно використовувати </w:t>
+      </w:r>
+      <w:proofErr w:type="spellStart"/>
+      <w:r>
+        <w:rPr>
+          <w:sz w:val="28"/>
+          <w:szCs w:val="28"/>
+        </w:rPr>
+        <w:t>Kanban</w:t>
+      </w:r>
+      <w:proofErr w:type="spellEnd"/>
+      <w:r>
+        <w:rPr>
+          <w:sz w:val="28"/>
+          <w:szCs w:val="28"/>
+        </w:rPr>
+        <w:t>, який краще справляється з непередбачуваними "заторами" в процесі роботи (</w:t>
+      </w:r>
+      <w:proofErr w:type="spellStart"/>
+      <w:r>
+        <w:rPr>
+          <w:sz w:val="28"/>
+          <w:szCs w:val="28"/>
+        </w:rPr>
+        <w:t>bottlenecks</w:t>
+      </w:r>
+      <w:proofErr w:type="spellEnd"/>
+      <w:r>
+        <w:rPr>
+          <w:sz w:val="28"/>
+          <w:szCs w:val="28"/>
+        </w:rPr>
+        <w:t>).</w:t>
+      </w:r>
+    </w:p>
+    <w:p>
+      <w:pPr>
+        <w:pStyle w:val="a3"/>
+        <w:spacing w:before="0" w:beforeAutospacing="0" w:after="0" w:afterAutospacing="0"/>
+        <w:jc w:val="both"/>
+        <w:rPr>
+          <w:b/>
+          <w:sz w:val="28"/>
+          <w:szCs w:val="28"/>
+        </w:rPr>
+      </w:pPr>
       <w:bookmarkStart w:id="0" w:name="_GoBack"/>
-      <w:bookmarkEnd w:id="0"/>
-      <w:r>
-        <w:rPr>
-          <w:rFonts w:ascii="Times New Roman" w:hAnsi="Times New Roman" w:cs="Times New Roman"/>
-          <w:sz w:val="32"/>
-          <w:szCs w:val="32"/>
-        </w:rPr>
-        <w:t>”</w:t>
-      </w:r>
-    </w:p>
-    <w:p>
-      <w:pPr>
-        <w:rPr>
-          <w:rFonts w:ascii="Times New Roman" w:hAnsi="Times New Roman" w:cs="Times New Roman"/>
-          <w:sz w:val="32"/>
-          <w:szCs w:val="32"/>
-        </w:rPr>
-      </w:pPr>
-    </w:p>
-    <w:p>
-      <w:pPr>
-        <w:jc w:val="center"/>
-        <w:rPr>
-          <w:rFonts w:ascii="Times New Roman" w:hAnsi="Times New Roman" w:cs="Times New Roman"/>
-          <w:sz w:val="32"/>
-          <w:szCs w:val="32"/>
-        </w:rPr>
-      </w:pPr>
-    </w:p>
-    <w:p>
-      <w:pPr>
-        <w:jc w:val="right"/>
-        <w:rPr>
-          <w:rFonts w:ascii="Times New Roman" w:hAnsi="Times New Roman" w:cs="Times New Roman"/>
-          <w:sz w:val="32"/>
-          <w:szCs w:val="32"/>
-        </w:rPr>
-      </w:pPr>
-      <w:r>
-        <w:rPr>
-          <w:rFonts w:ascii="Times New Roman" w:hAnsi="Times New Roman" w:cs="Times New Roman"/>
-          <w:sz w:val="32"/>
-          <w:szCs w:val="32"/>
-        </w:rPr>
-        <w:t>Виконав:</w:t>
-      </w:r>
-    </w:p>
-    <w:p>
-      <w:pPr>
-        <w:jc w:val="right"/>
-        <w:rPr>
-          <w:rFonts w:ascii="Times New Roman" w:hAnsi="Times New Roman" w:cs="Times New Roman"/>
-          <w:sz w:val="32"/>
-          <w:szCs w:val="32"/>
-        </w:rPr>
-      </w:pPr>
-      <w:r>
-        <w:rPr>
-          <w:rFonts w:ascii="Times New Roman" w:hAnsi="Times New Roman" w:cs="Times New Roman"/>
-          <w:sz w:val="32"/>
-          <w:szCs w:val="32"/>
-        </w:rPr>
-        <w:t xml:space="preserve">Студент. гр. ФеП-41 </w:t>
-      </w:r>
-      <w:proofErr w:type="spellStart"/>
-      <w:r>
-        <w:rPr>
-          <w:rFonts w:ascii="Times New Roman" w:hAnsi="Times New Roman" w:cs="Times New Roman"/>
-          <w:sz w:val="32"/>
-          <w:szCs w:val="32"/>
-        </w:rPr>
-        <w:t>Фіняк</w:t>
-      </w:r>
-      <w:proofErr w:type="spellEnd"/>
-      <w:r>
-        <w:rPr>
-          <w:rFonts w:ascii="Times New Roman" w:hAnsi="Times New Roman" w:cs="Times New Roman"/>
-          <w:sz w:val="32"/>
-          <w:szCs w:val="32"/>
-        </w:rPr>
-        <w:t xml:space="preserve"> Олег</w:t>
-      </w:r>
-    </w:p>
-    <w:p>
-      <w:pPr>
-        <w:jc w:val="right"/>
-        <w:rPr>
-          <w:rFonts w:ascii="Times New Roman" w:hAnsi="Times New Roman" w:cs="Times New Roman"/>
-          <w:sz w:val="32"/>
-          <w:szCs w:val="32"/>
-        </w:rPr>
-      </w:pPr>
-      <w:r>
-        <w:rPr>
-          <w:rFonts w:ascii="Times New Roman" w:hAnsi="Times New Roman" w:cs="Times New Roman"/>
-          <w:sz w:val="32"/>
-          <w:szCs w:val="32"/>
-        </w:rPr>
-        <w:t xml:space="preserve">Перевірив: </w:t>
-      </w:r>
-    </w:p>
-    <w:p>
-      <w:pPr>
-        <w:jc w:val="right"/>
-        <w:rPr>
-          <w:rFonts w:ascii="Times New Roman" w:hAnsi="Times New Roman" w:cs="Times New Roman"/>
-          <w:sz w:val="32"/>
-          <w:szCs w:val="32"/>
-        </w:rPr>
-      </w:pPr>
-      <w:proofErr w:type="spellStart"/>
-      <w:r>
-        <w:rPr>
-          <w:rFonts w:ascii="Times New Roman" w:hAnsi="Times New Roman" w:cs="Times New Roman"/>
-          <w:sz w:val="32"/>
-          <w:szCs w:val="32"/>
-        </w:rPr>
-        <w:t>Франів</w:t>
-      </w:r>
-      <w:proofErr w:type="spellEnd"/>
-      <w:r>
-        <w:rPr>
-          <w:rFonts w:ascii="Times New Roman" w:hAnsi="Times New Roman" w:cs="Times New Roman"/>
-          <w:sz w:val="32"/>
-          <w:szCs w:val="32"/>
-        </w:rPr>
-        <w:t xml:space="preserve"> В.А</w:t>
-      </w:r>
-      <w:r>
-        <w:rPr>
-          <w:rFonts w:ascii="Times New Roman" w:hAnsi="Times New Roman" w:cs="Times New Roman"/>
-          <w:sz w:val="32"/>
-          <w:szCs w:val="32"/>
-        </w:rPr>
-        <w:t>.</w:t>
-      </w:r>
-    </w:p>
-    <w:p>
-      <w:pPr>
-        <w:jc w:val="center"/>
-        <w:rPr>
-          <w:rFonts w:ascii="Times New Roman" w:hAnsi="Times New Roman" w:cs="Times New Roman"/>
-          <w:sz w:val="32"/>
-          <w:szCs w:val="32"/>
-        </w:rPr>
-      </w:pPr>
-    </w:p>
-    <w:p>
-      <w:pPr>
-        <w:jc w:val="center"/>
-        <w:rPr>
-          <w:rFonts w:ascii="Times New Roman" w:hAnsi="Times New Roman" w:cs="Times New Roman"/>
-          <w:sz w:val="32"/>
-          <w:szCs w:val="32"/>
-        </w:rPr>
-      </w:pPr>
-    </w:p>
-    <w:p>
-      <w:pPr>
-        <w:rPr>
-          <w:rFonts w:ascii="Times New Roman" w:hAnsi="Times New Roman" w:cs="Times New Roman"/>
-          <w:sz w:val="32"/>
-          <w:szCs w:val="32"/>
-        </w:rPr>
-      </w:pPr>
-    </w:p>
-    <w:p>
-      <w:pPr>
-        <w:rPr>
-          <w:rFonts w:ascii="Times New Roman" w:hAnsi="Times New Roman" w:cs="Times New Roman"/>
-          <w:sz w:val="32"/>
-          <w:szCs w:val="32"/>
-        </w:rPr>
-      </w:pPr>
-    </w:p>
-    <w:p>
-      <w:pPr>
-        <w:rPr>
-          <w:rFonts w:ascii="Times New Roman" w:hAnsi="Times New Roman" w:cs="Times New Roman"/>
-          <w:sz w:val="32"/>
-          <w:szCs w:val="32"/>
-        </w:rPr>
-      </w:pPr>
-    </w:p>
-    <w:p>
-      <w:pPr>
-        <w:rPr>
-          <w:rFonts w:ascii="Times New Roman" w:hAnsi="Times New Roman" w:cs="Times New Roman"/>
-          <w:sz w:val="32"/>
-          <w:szCs w:val="32"/>
-        </w:rPr>
-      </w:pPr>
-    </w:p>
-    <w:p>
-      <w:pPr>
-        <w:jc w:val="center"/>
-        <w:rPr>
-          <w:rFonts w:ascii="Times New Roman" w:hAnsi="Times New Roman" w:cs="Times New Roman"/>
-          <w:sz w:val="32"/>
-          <w:szCs w:val="32"/>
-        </w:rPr>
-      </w:pPr>
-      <w:r>
-        <w:rPr>
-          <w:rFonts w:ascii="Times New Roman" w:hAnsi="Times New Roman" w:cs="Times New Roman"/>
-          <w:sz w:val="32"/>
-          <w:szCs w:val="32"/>
-        </w:rPr>
-        <w:t>Львів – 2026</w:t>
+      <w:r>
+        <w:rPr>
+          <w:b/>
+          <w:sz w:val="28"/>
+          <w:szCs w:val="28"/>
+        </w:rPr>
+        <w:lastRenderedPageBreak/>
+        <w:t>Література:</w:t>
+      </w:r>
+      <w:r>
+        <w:rPr>
+          <w:b/>
+          <w:sz w:val="28"/>
+          <w:szCs w:val="28"/>
+        </w:rPr>
+        <w:t xml:space="preserve"> </w:t>
+      </w:r>
+    </w:p>
+    <w:bookmarkEnd w:id="0"/>
+    <w:p>
+      <w:pPr>
+        <w:pStyle w:val="a3"/>
+        <w:spacing w:before="0" w:beforeAutospacing="0" w:after="0" w:afterAutospacing="0"/>
+        <w:jc w:val="both"/>
+        <w:rPr>
+          <w:sz w:val="28"/>
+          <w:szCs w:val="28"/>
+        </w:rPr>
+      </w:pPr>
+      <w:r>
+        <w:rPr>
+          <w:sz w:val="28"/>
+          <w:szCs w:val="28"/>
+        </w:rPr>
+        <w:t xml:space="preserve">1. </w:t>
+      </w:r>
+      <w:proofErr w:type="spellStart"/>
+      <w:r>
+        <w:rPr>
+          <w:sz w:val="28"/>
+          <w:szCs w:val="28"/>
+        </w:rPr>
+        <w:t>Sutherland</w:t>
+      </w:r>
+      <w:proofErr w:type="spellEnd"/>
+      <w:r>
+        <w:rPr>
+          <w:sz w:val="28"/>
+          <w:szCs w:val="28"/>
+        </w:rPr>
+        <w:t xml:space="preserve">, J. </w:t>
+      </w:r>
+      <w:proofErr w:type="spellStart"/>
+      <w:r>
+        <w:rPr>
+          <w:sz w:val="28"/>
+          <w:szCs w:val="28"/>
+        </w:rPr>
+        <w:t>Scrum</w:t>
+      </w:r>
+      <w:proofErr w:type="spellEnd"/>
+      <w:r>
+        <w:rPr>
+          <w:sz w:val="28"/>
+          <w:szCs w:val="28"/>
+        </w:rPr>
+        <w:t xml:space="preserve">: </w:t>
+      </w:r>
+      <w:proofErr w:type="spellStart"/>
+      <w:r>
+        <w:rPr>
+          <w:sz w:val="28"/>
+          <w:szCs w:val="28"/>
+        </w:rPr>
+        <w:t>The</w:t>
+      </w:r>
+      <w:proofErr w:type="spellEnd"/>
+      <w:r>
+        <w:rPr>
+          <w:sz w:val="28"/>
+          <w:szCs w:val="28"/>
+        </w:rPr>
+        <w:t xml:space="preserve"> </w:t>
+      </w:r>
+      <w:proofErr w:type="spellStart"/>
+      <w:r>
+        <w:rPr>
+          <w:sz w:val="28"/>
+          <w:szCs w:val="28"/>
+        </w:rPr>
+        <w:t>Art</w:t>
+      </w:r>
+      <w:proofErr w:type="spellEnd"/>
+      <w:r>
+        <w:rPr>
+          <w:sz w:val="28"/>
+          <w:szCs w:val="28"/>
+        </w:rPr>
+        <w:t xml:space="preserve"> </w:t>
+      </w:r>
+      <w:proofErr w:type="spellStart"/>
+      <w:r>
+        <w:rPr>
+          <w:sz w:val="28"/>
+          <w:szCs w:val="28"/>
+        </w:rPr>
+        <w:t>of</w:t>
+      </w:r>
+      <w:proofErr w:type="spellEnd"/>
+      <w:r>
+        <w:rPr>
+          <w:sz w:val="28"/>
+          <w:szCs w:val="28"/>
+        </w:rPr>
+        <w:t xml:space="preserve"> </w:t>
+      </w:r>
+      <w:proofErr w:type="spellStart"/>
+      <w:r>
+        <w:rPr>
+          <w:sz w:val="28"/>
+          <w:szCs w:val="28"/>
+        </w:rPr>
+        <w:t>Doing</w:t>
+      </w:r>
+      <w:proofErr w:type="spellEnd"/>
+      <w:r>
+        <w:rPr>
+          <w:sz w:val="28"/>
+          <w:szCs w:val="28"/>
+        </w:rPr>
+        <w:t xml:space="preserve"> </w:t>
+      </w:r>
+      <w:proofErr w:type="spellStart"/>
+      <w:r>
+        <w:rPr>
+          <w:sz w:val="28"/>
+          <w:szCs w:val="28"/>
+        </w:rPr>
+        <w:t>Twice</w:t>
+      </w:r>
+      <w:proofErr w:type="spellEnd"/>
+      <w:r>
+        <w:rPr>
+          <w:sz w:val="28"/>
+          <w:szCs w:val="28"/>
+        </w:rPr>
+        <w:t xml:space="preserve"> </w:t>
+      </w:r>
+      <w:proofErr w:type="spellStart"/>
+      <w:r>
+        <w:rPr>
+          <w:sz w:val="28"/>
+          <w:szCs w:val="28"/>
+        </w:rPr>
+        <w:t>the</w:t>
+      </w:r>
+      <w:proofErr w:type="spellEnd"/>
+      <w:r>
+        <w:rPr>
+          <w:sz w:val="28"/>
+          <w:szCs w:val="28"/>
+        </w:rPr>
+        <w:t xml:space="preserve"> </w:t>
+      </w:r>
+      <w:proofErr w:type="spellStart"/>
+      <w:r>
+        <w:rPr>
+          <w:sz w:val="28"/>
+          <w:szCs w:val="28"/>
+        </w:rPr>
+        <w:t>Work</w:t>
+      </w:r>
+      <w:proofErr w:type="spellEnd"/>
+      <w:r>
+        <w:rPr>
+          <w:sz w:val="28"/>
+          <w:szCs w:val="28"/>
+        </w:rPr>
+        <w:t xml:space="preserve"> </w:t>
+      </w:r>
+      <w:proofErr w:type="spellStart"/>
+      <w:r>
+        <w:rPr>
+          <w:sz w:val="28"/>
+          <w:szCs w:val="28"/>
+        </w:rPr>
+        <w:t>in</w:t>
+      </w:r>
+      <w:proofErr w:type="spellEnd"/>
+      <w:r>
+        <w:rPr>
+          <w:sz w:val="28"/>
+          <w:szCs w:val="28"/>
+        </w:rPr>
+        <w:t xml:space="preserve"> </w:t>
+      </w:r>
+      <w:proofErr w:type="spellStart"/>
+      <w:r>
+        <w:rPr>
+          <w:sz w:val="28"/>
+          <w:szCs w:val="28"/>
+        </w:rPr>
+        <w:t>Half</w:t>
+      </w:r>
+      <w:proofErr w:type="spellEnd"/>
+      <w:r>
+        <w:rPr>
+          <w:sz w:val="28"/>
+          <w:szCs w:val="28"/>
+        </w:rPr>
+        <w:t xml:space="preserve"> </w:t>
+      </w:r>
+      <w:proofErr w:type="spellStart"/>
+      <w:r>
+        <w:rPr>
+          <w:sz w:val="28"/>
+          <w:szCs w:val="28"/>
+        </w:rPr>
+        <w:t>the</w:t>
+      </w:r>
+      <w:proofErr w:type="spellEnd"/>
+      <w:r>
+        <w:rPr>
+          <w:sz w:val="28"/>
+          <w:szCs w:val="28"/>
+        </w:rPr>
+        <w:t xml:space="preserve"> </w:t>
+      </w:r>
+      <w:proofErr w:type="spellStart"/>
+      <w:r>
+        <w:rPr>
+          <w:sz w:val="28"/>
+          <w:szCs w:val="28"/>
+        </w:rPr>
+        <w:t>Time</w:t>
+      </w:r>
+      <w:proofErr w:type="spellEnd"/>
+      <w:r>
+        <w:rPr>
+          <w:sz w:val="28"/>
+          <w:szCs w:val="28"/>
+        </w:rPr>
+        <w:t xml:space="preserve">. </w:t>
+      </w:r>
+      <w:proofErr w:type="spellStart"/>
+      <w:r>
+        <w:rPr>
+          <w:sz w:val="28"/>
+          <w:szCs w:val="28"/>
+        </w:rPr>
+        <w:t>Random</w:t>
+      </w:r>
+      <w:proofErr w:type="spellEnd"/>
+      <w:r>
+        <w:rPr>
+          <w:sz w:val="28"/>
+          <w:szCs w:val="28"/>
+        </w:rPr>
+        <w:t xml:space="preserve"> </w:t>
+      </w:r>
+      <w:proofErr w:type="spellStart"/>
+      <w:r>
+        <w:rPr>
+          <w:sz w:val="28"/>
+          <w:szCs w:val="28"/>
+        </w:rPr>
+        <w:t>House</w:t>
+      </w:r>
+      <w:proofErr w:type="spellEnd"/>
+      <w:r>
+        <w:rPr>
+          <w:sz w:val="28"/>
+          <w:szCs w:val="28"/>
+        </w:rPr>
+        <w:t xml:space="preserve"> </w:t>
+      </w:r>
+      <w:proofErr w:type="spellStart"/>
+      <w:r>
+        <w:rPr>
+          <w:sz w:val="28"/>
+          <w:szCs w:val="28"/>
+        </w:rPr>
+        <w:t>Business</w:t>
+      </w:r>
+      <w:proofErr w:type="spellEnd"/>
+      <w:r>
+        <w:rPr>
+          <w:sz w:val="28"/>
+          <w:szCs w:val="28"/>
+        </w:rPr>
+        <w:t xml:space="preserve">, 2022. 256p. </w:t>
+      </w:r>
+    </w:p>
+    <w:p>
+      <w:pPr>
+        <w:pStyle w:val="a3"/>
+        <w:spacing w:before="0" w:beforeAutospacing="0" w:after="0" w:afterAutospacing="0"/>
+        <w:jc w:val="both"/>
+        <w:rPr>
+          <w:sz w:val="28"/>
+          <w:szCs w:val="28"/>
+        </w:rPr>
+      </w:pPr>
+      <w:r>
+        <w:rPr>
+          <w:sz w:val="28"/>
+          <w:szCs w:val="28"/>
+        </w:rPr>
+        <w:t xml:space="preserve">2. </w:t>
+      </w:r>
+      <w:proofErr w:type="spellStart"/>
+      <w:r>
+        <w:rPr>
+          <w:sz w:val="28"/>
+          <w:szCs w:val="28"/>
+        </w:rPr>
+        <w:t>Cohn</w:t>
+      </w:r>
+      <w:proofErr w:type="spellEnd"/>
+      <w:r>
+        <w:rPr>
+          <w:sz w:val="28"/>
+          <w:szCs w:val="28"/>
+        </w:rPr>
+        <w:t xml:space="preserve">, M. </w:t>
+      </w:r>
+      <w:proofErr w:type="spellStart"/>
+      <w:r>
+        <w:rPr>
+          <w:sz w:val="28"/>
+          <w:szCs w:val="28"/>
+        </w:rPr>
+        <w:t>Agile</w:t>
+      </w:r>
+      <w:proofErr w:type="spellEnd"/>
+      <w:r>
+        <w:rPr>
+          <w:sz w:val="28"/>
+          <w:szCs w:val="28"/>
+        </w:rPr>
+        <w:t xml:space="preserve"> </w:t>
+      </w:r>
+      <w:proofErr w:type="spellStart"/>
+      <w:r>
+        <w:rPr>
+          <w:sz w:val="28"/>
+          <w:szCs w:val="28"/>
+        </w:rPr>
+        <w:t>Estimating</w:t>
+      </w:r>
+      <w:proofErr w:type="spellEnd"/>
+      <w:r>
+        <w:rPr>
+          <w:sz w:val="28"/>
+          <w:szCs w:val="28"/>
+        </w:rPr>
+        <w:t xml:space="preserve"> </w:t>
+      </w:r>
+      <w:proofErr w:type="spellStart"/>
+      <w:r>
+        <w:rPr>
+          <w:sz w:val="28"/>
+          <w:szCs w:val="28"/>
+        </w:rPr>
+        <w:t>and</w:t>
+      </w:r>
+      <w:proofErr w:type="spellEnd"/>
+      <w:r>
+        <w:rPr>
+          <w:sz w:val="28"/>
+          <w:szCs w:val="28"/>
+        </w:rPr>
+        <w:t xml:space="preserve"> </w:t>
+      </w:r>
+      <w:proofErr w:type="spellStart"/>
+      <w:r>
+        <w:rPr>
+          <w:sz w:val="28"/>
+          <w:szCs w:val="28"/>
+        </w:rPr>
+        <w:t>Planning</w:t>
+      </w:r>
+      <w:proofErr w:type="spellEnd"/>
+      <w:r>
+        <w:rPr>
+          <w:sz w:val="28"/>
+          <w:szCs w:val="28"/>
+        </w:rPr>
+        <w:t xml:space="preserve">. </w:t>
+      </w:r>
+      <w:proofErr w:type="spellStart"/>
+      <w:r>
+        <w:rPr>
+          <w:sz w:val="28"/>
+          <w:szCs w:val="28"/>
+        </w:rPr>
+        <w:t>Prentice</w:t>
+      </w:r>
+      <w:proofErr w:type="spellEnd"/>
+      <w:r>
+        <w:rPr>
+          <w:sz w:val="28"/>
+          <w:szCs w:val="28"/>
+        </w:rPr>
+        <w:t xml:space="preserve"> </w:t>
+      </w:r>
+      <w:proofErr w:type="spellStart"/>
+      <w:r>
+        <w:rPr>
+          <w:sz w:val="28"/>
+          <w:szCs w:val="28"/>
+        </w:rPr>
+        <w:t>Hall</w:t>
+      </w:r>
+      <w:proofErr w:type="spellEnd"/>
+      <w:r>
+        <w:rPr>
+          <w:sz w:val="28"/>
+          <w:szCs w:val="28"/>
+        </w:rPr>
+        <w:t xml:space="preserve">, 2019. 368p. </w:t>
+      </w:r>
+    </w:p>
+    <w:p>
+      <w:pPr>
+        <w:pStyle w:val="a3"/>
+        <w:spacing w:before="0" w:beforeAutospacing="0" w:after="0" w:afterAutospacing="0"/>
+        <w:jc w:val="both"/>
+        <w:rPr>
+          <w:sz w:val="28"/>
+          <w:szCs w:val="28"/>
+        </w:rPr>
+      </w:pPr>
+      <w:r>
+        <w:rPr>
+          <w:sz w:val="28"/>
+          <w:szCs w:val="28"/>
+        </w:rPr>
+        <w:t xml:space="preserve">3. </w:t>
+      </w:r>
+      <w:proofErr w:type="spellStart"/>
+      <w:r>
+        <w:rPr>
+          <w:sz w:val="28"/>
+          <w:szCs w:val="28"/>
+        </w:rPr>
+        <w:t>Rasmusson</w:t>
+      </w:r>
+      <w:proofErr w:type="spellEnd"/>
+      <w:r>
+        <w:rPr>
+          <w:sz w:val="28"/>
+          <w:szCs w:val="28"/>
+        </w:rPr>
+        <w:t xml:space="preserve">, J. </w:t>
+      </w:r>
+      <w:proofErr w:type="spellStart"/>
+      <w:r>
+        <w:rPr>
+          <w:sz w:val="28"/>
+          <w:szCs w:val="28"/>
+        </w:rPr>
+        <w:t>The</w:t>
+      </w:r>
+      <w:proofErr w:type="spellEnd"/>
+      <w:r>
+        <w:rPr>
+          <w:sz w:val="28"/>
+          <w:szCs w:val="28"/>
+        </w:rPr>
+        <w:t xml:space="preserve"> </w:t>
+      </w:r>
+      <w:proofErr w:type="spellStart"/>
+      <w:r>
+        <w:rPr>
+          <w:sz w:val="28"/>
+          <w:szCs w:val="28"/>
+        </w:rPr>
+        <w:t>Agile</w:t>
+      </w:r>
+      <w:proofErr w:type="spellEnd"/>
+      <w:r>
+        <w:rPr>
+          <w:sz w:val="28"/>
+          <w:szCs w:val="28"/>
+        </w:rPr>
+        <w:t xml:space="preserve"> </w:t>
+      </w:r>
+      <w:proofErr w:type="spellStart"/>
+      <w:r>
+        <w:rPr>
+          <w:sz w:val="28"/>
+          <w:szCs w:val="28"/>
+        </w:rPr>
+        <w:t>Samurai</w:t>
+      </w:r>
+      <w:proofErr w:type="spellEnd"/>
+      <w:r>
+        <w:rPr>
+          <w:sz w:val="28"/>
+          <w:szCs w:val="28"/>
+        </w:rPr>
+        <w:t xml:space="preserve">: </w:t>
+      </w:r>
+      <w:proofErr w:type="spellStart"/>
+      <w:r>
+        <w:rPr>
+          <w:sz w:val="28"/>
+          <w:szCs w:val="28"/>
+        </w:rPr>
+        <w:t>How</w:t>
+      </w:r>
+      <w:proofErr w:type="spellEnd"/>
+      <w:r>
+        <w:rPr>
+          <w:sz w:val="28"/>
+          <w:szCs w:val="28"/>
+        </w:rPr>
+        <w:t xml:space="preserve"> </w:t>
+      </w:r>
+      <w:proofErr w:type="spellStart"/>
+      <w:r>
+        <w:rPr>
+          <w:sz w:val="28"/>
+          <w:szCs w:val="28"/>
+        </w:rPr>
+        <w:t>Agile</w:t>
+      </w:r>
+      <w:proofErr w:type="spellEnd"/>
+      <w:r>
+        <w:rPr>
+          <w:sz w:val="28"/>
+          <w:szCs w:val="28"/>
+        </w:rPr>
+        <w:t xml:space="preserve"> </w:t>
+      </w:r>
+      <w:proofErr w:type="spellStart"/>
+      <w:r>
+        <w:rPr>
+          <w:sz w:val="28"/>
+          <w:szCs w:val="28"/>
+        </w:rPr>
+        <w:t>Masters</w:t>
+      </w:r>
+      <w:proofErr w:type="spellEnd"/>
+      <w:r>
+        <w:rPr>
+          <w:sz w:val="28"/>
+          <w:szCs w:val="28"/>
+        </w:rPr>
+        <w:t xml:space="preserve"> </w:t>
+      </w:r>
+      <w:proofErr w:type="spellStart"/>
+      <w:r>
+        <w:rPr>
+          <w:sz w:val="28"/>
+          <w:szCs w:val="28"/>
+        </w:rPr>
+        <w:t>Deliver</w:t>
+      </w:r>
+      <w:proofErr w:type="spellEnd"/>
+      <w:r>
+        <w:rPr>
+          <w:sz w:val="28"/>
+          <w:szCs w:val="28"/>
+        </w:rPr>
+        <w:t xml:space="preserve"> </w:t>
+      </w:r>
+      <w:proofErr w:type="spellStart"/>
+      <w:r>
+        <w:rPr>
+          <w:sz w:val="28"/>
+          <w:szCs w:val="28"/>
+        </w:rPr>
+        <w:t>Great</w:t>
+      </w:r>
+      <w:proofErr w:type="spellEnd"/>
+      <w:r>
+        <w:rPr>
+          <w:sz w:val="28"/>
+          <w:szCs w:val="28"/>
+        </w:rPr>
+        <w:t xml:space="preserve"> </w:t>
+      </w:r>
+      <w:proofErr w:type="spellStart"/>
+      <w:r>
+        <w:rPr>
+          <w:sz w:val="28"/>
+          <w:szCs w:val="28"/>
+        </w:rPr>
+        <w:t>Software</w:t>
+      </w:r>
+      <w:proofErr w:type="spellEnd"/>
+      <w:r>
+        <w:rPr>
+          <w:sz w:val="28"/>
+          <w:szCs w:val="28"/>
+        </w:rPr>
+        <w:t xml:space="preserve">. </w:t>
+      </w:r>
+      <w:proofErr w:type="spellStart"/>
+      <w:r>
+        <w:rPr>
+          <w:sz w:val="28"/>
+          <w:szCs w:val="28"/>
+        </w:rPr>
+        <w:t>Pragmatic</w:t>
+      </w:r>
+      <w:proofErr w:type="spellEnd"/>
+      <w:r>
+        <w:rPr>
+          <w:sz w:val="28"/>
+          <w:szCs w:val="28"/>
+        </w:rPr>
+        <w:t xml:space="preserve"> </w:t>
+      </w:r>
+      <w:proofErr w:type="spellStart"/>
+      <w:r>
+        <w:rPr>
+          <w:sz w:val="28"/>
+          <w:szCs w:val="28"/>
+        </w:rPr>
+        <w:t>Programmers</w:t>
+      </w:r>
+      <w:proofErr w:type="spellEnd"/>
+      <w:r>
+        <w:rPr>
+          <w:sz w:val="28"/>
+          <w:szCs w:val="28"/>
+        </w:rPr>
+        <w:t xml:space="preserve">, LLC, 2017. 268p. </w:t>
+      </w:r>
+    </w:p>
+    <w:p>
+      <w:pPr>
+        <w:pStyle w:val="a3"/>
+        <w:spacing w:before="0" w:beforeAutospacing="0" w:after="0" w:afterAutospacing="0"/>
+        <w:jc w:val="both"/>
+        <w:rPr>
+          <w:sz w:val="28"/>
+          <w:szCs w:val="28"/>
+        </w:rPr>
+      </w:pPr>
+      <w:r>
+        <w:rPr>
+          <w:sz w:val="28"/>
+          <w:szCs w:val="28"/>
+        </w:rPr>
+        <w:t xml:space="preserve">4. </w:t>
+      </w:r>
+      <w:proofErr w:type="spellStart"/>
+      <w:r>
+        <w:rPr>
+          <w:sz w:val="28"/>
+          <w:szCs w:val="28"/>
+        </w:rPr>
+        <w:t>Schwaber</w:t>
+      </w:r>
+      <w:proofErr w:type="spellEnd"/>
+      <w:r>
+        <w:rPr>
+          <w:sz w:val="28"/>
+          <w:szCs w:val="28"/>
+        </w:rPr>
+        <w:t xml:space="preserve">, K., </w:t>
+      </w:r>
+      <w:proofErr w:type="spellStart"/>
+      <w:r>
+        <w:rPr>
+          <w:sz w:val="28"/>
+          <w:szCs w:val="28"/>
+        </w:rPr>
+        <w:t>Sutherland</w:t>
+      </w:r>
+      <w:proofErr w:type="spellEnd"/>
+      <w:r>
+        <w:rPr>
+          <w:sz w:val="28"/>
+          <w:szCs w:val="28"/>
+        </w:rPr>
+        <w:t xml:space="preserve">, J. </w:t>
+      </w:r>
+      <w:proofErr w:type="spellStart"/>
+      <w:r>
+        <w:rPr>
+          <w:sz w:val="28"/>
+          <w:szCs w:val="28"/>
+        </w:rPr>
+        <w:t>Scrum</w:t>
+      </w:r>
+      <w:proofErr w:type="spellEnd"/>
+      <w:r>
+        <w:rPr>
+          <w:sz w:val="28"/>
+          <w:szCs w:val="28"/>
+        </w:rPr>
+        <w:t xml:space="preserve"> </w:t>
+      </w:r>
+      <w:proofErr w:type="spellStart"/>
+      <w:r>
+        <w:rPr>
+          <w:sz w:val="28"/>
+          <w:szCs w:val="28"/>
+        </w:rPr>
+        <w:t>Guide</w:t>
+      </w:r>
+      <w:proofErr w:type="spellEnd"/>
+      <w:r>
+        <w:rPr>
+          <w:sz w:val="28"/>
+          <w:szCs w:val="28"/>
+        </w:rPr>
+        <w:t xml:space="preserve">. URL: </w:t>
+      </w:r>
+      <w:hyperlink r:id="rId10" w:history="1">
+        <w:r>
+          <w:rPr>
+            <w:rStyle w:val="a4"/>
+            <w:sz w:val="28"/>
+            <w:szCs w:val="28"/>
+          </w:rPr>
+          <w:t>https://scrumguides.org/</w:t>
+        </w:r>
+      </w:hyperlink>
+      <w:r>
+        <w:rPr>
+          <w:sz w:val="28"/>
+          <w:szCs w:val="28"/>
+        </w:rPr>
+        <w:t xml:space="preserve"> </w:t>
+      </w:r>
+    </w:p>
+    <w:p>
+      <w:pPr>
+        <w:pStyle w:val="a3"/>
+        <w:spacing w:before="0" w:beforeAutospacing="0" w:after="0" w:afterAutospacing="0"/>
+        <w:jc w:val="both"/>
+        <w:rPr>
+          <w:sz w:val="28"/>
+          <w:szCs w:val="28"/>
+        </w:rPr>
+      </w:pPr>
+      <w:r>
+        <w:rPr>
+          <w:sz w:val="28"/>
+          <w:szCs w:val="28"/>
+        </w:rPr>
+        <w:t xml:space="preserve">5. </w:t>
+      </w:r>
+      <w:proofErr w:type="spellStart"/>
+      <w:r>
+        <w:rPr>
+          <w:sz w:val="28"/>
+          <w:szCs w:val="28"/>
+        </w:rPr>
+        <w:t>Schwaber</w:t>
+      </w:r>
+      <w:proofErr w:type="spellEnd"/>
+      <w:r>
+        <w:rPr>
+          <w:sz w:val="28"/>
+          <w:szCs w:val="28"/>
+        </w:rPr>
+        <w:t xml:space="preserve">, K., </w:t>
+      </w:r>
+      <w:proofErr w:type="spellStart"/>
+      <w:r>
+        <w:rPr>
+          <w:sz w:val="28"/>
+          <w:szCs w:val="28"/>
+        </w:rPr>
+        <w:t>Beedle</w:t>
+      </w:r>
+      <w:proofErr w:type="spellEnd"/>
+      <w:r>
+        <w:rPr>
+          <w:sz w:val="28"/>
+          <w:szCs w:val="28"/>
+        </w:rPr>
+        <w:t xml:space="preserve">, M. </w:t>
+      </w:r>
+      <w:proofErr w:type="spellStart"/>
+      <w:r>
+        <w:rPr>
+          <w:sz w:val="28"/>
+          <w:szCs w:val="28"/>
+        </w:rPr>
+        <w:t>Agile</w:t>
+      </w:r>
+      <w:proofErr w:type="spellEnd"/>
+      <w:r>
+        <w:rPr>
+          <w:sz w:val="28"/>
+          <w:szCs w:val="28"/>
+        </w:rPr>
+        <w:t xml:space="preserve"> </w:t>
+      </w:r>
+      <w:proofErr w:type="spellStart"/>
+      <w:r>
+        <w:rPr>
+          <w:sz w:val="28"/>
+          <w:szCs w:val="28"/>
+        </w:rPr>
+        <w:t>Software</w:t>
+      </w:r>
+      <w:proofErr w:type="spellEnd"/>
+      <w:r>
+        <w:rPr>
+          <w:sz w:val="28"/>
+          <w:szCs w:val="28"/>
+        </w:rPr>
+        <w:t xml:space="preserve"> </w:t>
+      </w:r>
+      <w:proofErr w:type="spellStart"/>
+      <w:r>
+        <w:rPr>
+          <w:sz w:val="28"/>
+          <w:szCs w:val="28"/>
+        </w:rPr>
+        <w:t>Development</w:t>
+      </w:r>
+      <w:proofErr w:type="spellEnd"/>
+      <w:r>
+        <w:rPr>
+          <w:sz w:val="28"/>
+          <w:szCs w:val="28"/>
+        </w:rPr>
+        <w:t xml:space="preserve"> </w:t>
+      </w:r>
+      <w:proofErr w:type="spellStart"/>
+      <w:r>
+        <w:rPr>
+          <w:sz w:val="28"/>
+          <w:szCs w:val="28"/>
+        </w:rPr>
+        <w:t>with</w:t>
+      </w:r>
+      <w:proofErr w:type="spellEnd"/>
+      <w:r>
+        <w:rPr>
+          <w:sz w:val="28"/>
+          <w:szCs w:val="28"/>
+        </w:rPr>
+        <w:t xml:space="preserve"> </w:t>
+      </w:r>
+      <w:proofErr w:type="spellStart"/>
+      <w:r>
+        <w:rPr>
+          <w:sz w:val="28"/>
+          <w:szCs w:val="28"/>
+        </w:rPr>
+        <w:t>Scrum</w:t>
+      </w:r>
+      <w:proofErr w:type="spellEnd"/>
+      <w:r>
+        <w:rPr>
+          <w:sz w:val="28"/>
+          <w:szCs w:val="28"/>
+        </w:rPr>
+        <w:t xml:space="preserve">. </w:t>
+      </w:r>
+      <w:proofErr w:type="spellStart"/>
+      <w:r>
+        <w:rPr>
+          <w:sz w:val="28"/>
+          <w:szCs w:val="28"/>
+        </w:rPr>
+        <w:t>Prentice</w:t>
+      </w:r>
+      <w:proofErr w:type="spellEnd"/>
+      <w:r>
+        <w:rPr>
+          <w:sz w:val="28"/>
+          <w:szCs w:val="28"/>
+        </w:rPr>
+        <w:t xml:space="preserve"> </w:t>
+      </w:r>
+      <w:proofErr w:type="spellStart"/>
+      <w:r>
+        <w:rPr>
+          <w:sz w:val="28"/>
+          <w:szCs w:val="28"/>
+        </w:rPr>
+        <w:t>Hall</w:t>
+      </w:r>
+      <w:proofErr w:type="spellEnd"/>
+      <w:r>
+        <w:rPr>
+          <w:sz w:val="28"/>
+          <w:szCs w:val="28"/>
+        </w:rPr>
+        <w:t>, 2001. 158p.</w:t>
       </w:r>
     </w:p>
     <w:sectPr>
@@ -464,6 +2933,163 @@
     </w:sectPr>
   </w:body>
 </w:document>
+</file>
+
+<file path=word/numbering.xml><?xml version="1.0" encoding="utf-8"?>
+<w:numbering xmlns:wpc="http://schemas.microsoft.com/office/word/2010/wordprocessingCanvas" xmlns:cx="http://schemas.microsoft.com/office/drawing/2014/chartex" xmlns:mc="http://schemas.openxmlformats.org/markup-compatibility/2006" xmlns:o="urn:schemas-microsoft-com:office:office" xmlns:r="http://schemas.openxmlformats.org/officeDocument/2006/relationships" xmlns:m="http://schemas.openxmlformats.org/officeDocument/2006/math" xmlns:v="urn:schemas-microsoft-com:vml" xmlns:wp14="http://schemas.microsoft.com/office/word/2010/wordprocessingDrawing" xmlns:wp="http://schemas.openxmlformats.org/drawingml/2006/wordprocessingDrawing" xmlns:w10="urn:schemas-microsoft-com:office:word" xmlns:w="http://schemas.openxmlformats.org/wordprocessingml/2006/main" xmlns:w14="http://schemas.microsoft.com/office/word/2010/wordml" xmlns:w15="http://schemas.microsoft.com/office/word/2012/wordml" xmlns:w16se="http://schemas.microsoft.com/office/word/2015/wordml/symex" xmlns:wpg="http://schemas.microsoft.com/office/word/2010/wordprocessingGroup" xmlns:wpi="http://schemas.microsoft.com/office/word/2010/wordprocessingInk" xmlns:wne="http://schemas.microsoft.com/office/word/2006/wordml" xmlns:wps="http://schemas.microsoft.com/office/word/2010/wordprocessingShape" mc:Ignorable="w14 w15 w16se wp14">
+  <w:abstractNum w:abstractNumId="0" w15:restartNumberingAfterBreak="0">
+    <w:nsid w:val="4EBF455C"/>
+    <w:multiLevelType w:val="multilevel"/>
+    <w:tmpl w:val="333CDD94"/>
+    <w:lvl w:ilvl="0">
+      <w:start w:val="1"/>
+      <w:numFmt w:val="bullet"/>
+      <w:lvlText w:val=""/>
+      <w:lvlJc w:val="left"/>
+      <w:pPr>
+        <w:tabs>
+          <w:tab w:val="num" w:pos="720"/>
+        </w:tabs>
+        <w:ind w:left="720" w:hanging="360"/>
+      </w:pPr>
+      <w:rPr>
+        <w:rFonts w:ascii="Symbol" w:hAnsi="Symbol" w:hint="default"/>
+        <w:sz w:val="20"/>
+      </w:rPr>
+    </w:lvl>
+    <w:lvl w:ilvl="1" w:tentative="1">
+      <w:start w:val="1"/>
+      <w:numFmt w:val="bullet"/>
+      <w:lvlText w:val="o"/>
+      <w:lvlJc w:val="left"/>
+      <w:pPr>
+        <w:tabs>
+          <w:tab w:val="num" w:pos="1440"/>
+        </w:tabs>
+        <w:ind w:left="1440" w:hanging="360"/>
+      </w:pPr>
+      <w:rPr>
+        <w:rFonts w:ascii="Courier New" w:hAnsi="Courier New" w:hint="default"/>
+        <w:sz w:val="20"/>
+      </w:rPr>
+    </w:lvl>
+    <w:lvl w:ilvl="2" w:tentative="1">
+      <w:start w:val="1"/>
+      <w:numFmt w:val="bullet"/>
+      <w:lvlText w:val=""/>
+      <w:lvlJc w:val="left"/>
+      <w:pPr>
+        <w:tabs>
+          <w:tab w:val="num" w:pos="2160"/>
+        </w:tabs>
+        <w:ind w:left="2160" w:hanging="360"/>
+      </w:pPr>
+      <w:rPr>
+        <w:rFonts w:ascii="Wingdings" w:hAnsi="Wingdings" w:hint="default"/>
+        <w:sz w:val="20"/>
+      </w:rPr>
+    </w:lvl>
+    <w:lvl w:ilvl="3" w:tentative="1">
+      <w:start w:val="1"/>
+      <w:numFmt w:val="bullet"/>
+      <w:lvlText w:val=""/>
+      <w:lvlJc w:val="left"/>
+      <w:pPr>
+        <w:tabs>
+          <w:tab w:val="num" w:pos="2880"/>
+        </w:tabs>
+        <w:ind w:left="2880" w:hanging="360"/>
+      </w:pPr>
+      <w:rPr>
+        <w:rFonts w:ascii="Wingdings" w:hAnsi="Wingdings" w:hint="default"/>
+        <w:sz w:val="20"/>
+      </w:rPr>
+    </w:lvl>
+    <w:lvl w:ilvl="4" w:tentative="1">
+      <w:start w:val="1"/>
+      <w:numFmt w:val="bullet"/>
+      <w:lvlText w:val=""/>
+      <w:lvlJc w:val="left"/>
+      <w:pPr>
+        <w:tabs>
+          <w:tab w:val="num" w:pos="3600"/>
+        </w:tabs>
+        <w:ind w:left="3600" w:hanging="360"/>
+      </w:pPr>
+      <w:rPr>
+        <w:rFonts w:ascii="Wingdings" w:hAnsi="Wingdings" w:hint="default"/>
+        <w:sz w:val="20"/>
+      </w:rPr>
+    </w:lvl>
+    <w:lvl w:ilvl="5" w:tentative="1">
+      <w:start w:val="1"/>
+      <w:numFmt w:val="bullet"/>
+      <w:lvlText w:val=""/>
+      <w:lvlJc w:val="left"/>
+      <w:pPr>
+        <w:tabs>
+          <w:tab w:val="num" w:pos="4320"/>
+        </w:tabs>
+        <w:ind w:left="4320" w:hanging="360"/>
+      </w:pPr>
+      <w:rPr>
+        <w:rFonts w:ascii="Wingdings" w:hAnsi="Wingdings" w:hint="default"/>
+        <w:sz w:val="20"/>
+      </w:rPr>
+    </w:lvl>
+    <w:lvl w:ilvl="6" w:tentative="1">
+      <w:start w:val="1"/>
+      <w:numFmt w:val="bullet"/>
+      <w:lvlText w:val=""/>
+      <w:lvlJc w:val="left"/>
+      <w:pPr>
+        <w:tabs>
+          <w:tab w:val="num" w:pos="5040"/>
+        </w:tabs>
+        <w:ind w:left="5040" w:hanging="360"/>
+      </w:pPr>
+      <w:rPr>
+        <w:rFonts w:ascii="Wingdings" w:hAnsi="Wingdings" w:hint="default"/>
+        <w:sz w:val="20"/>
+      </w:rPr>
+    </w:lvl>
+    <w:lvl w:ilvl="7" w:tentative="1">
+      <w:start w:val="1"/>
+      <w:numFmt w:val="bullet"/>
+      <w:lvlText w:val=""/>
+      <w:lvlJc w:val="left"/>
+      <w:pPr>
+        <w:tabs>
+          <w:tab w:val="num" w:pos="5760"/>
+        </w:tabs>
+        <w:ind w:left="5760" w:hanging="360"/>
+      </w:pPr>
+      <w:rPr>
+        <w:rFonts w:ascii="Wingdings" w:hAnsi="Wingdings" w:hint="default"/>
+        <w:sz w:val="20"/>
+      </w:rPr>
+    </w:lvl>
+    <w:lvl w:ilvl="8" w:tentative="1">
+      <w:start w:val="1"/>
+      <w:numFmt w:val="bullet"/>
+      <w:lvlText w:val=""/>
+      <w:lvlJc w:val="left"/>
+      <w:pPr>
+        <w:tabs>
+          <w:tab w:val="num" w:pos="6480"/>
+        </w:tabs>
+        <w:ind w:left="6480" w:hanging="360"/>
+      </w:pPr>
+      <w:rPr>
+        <w:rFonts w:ascii="Wingdings" w:hAnsi="Wingdings" w:hint="default"/>
+        <w:sz w:val="20"/>
+      </w:rPr>
+    </w:lvl>
+  </w:abstractNum>
+  <w:num w:numId="1">
+    <w:abstractNumId w:val="0"/>
+  </w:num>
+</w:numbering>
 </file>
 
 <file path=word/styles.xml><?xml version="1.0" encoding="utf-8"?>
@@ -888,6 +3514,46 @@
     <w:semiHidden/>
     <w:unhideWhenUsed/>
   </w:style>
+  <w:style w:type="character" w:styleId="HTML">
+    <w:name w:val="HTML Code"/>
+    <w:basedOn w:val="a0"/>
+    <w:uiPriority w:val="99"/>
+    <w:semiHidden/>
+    <w:unhideWhenUsed/>
+    <w:rsid w:val="00AD1B47"/>
+    <w:rPr>
+      <w:rFonts w:ascii="Courier New" w:eastAsia="Times New Roman" w:hAnsi="Courier New" w:cs="Courier New"/>
+      <w:sz w:val="20"/>
+      <w:szCs w:val="20"/>
+    </w:rPr>
+  </w:style>
+  <w:style w:type="paragraph" w:styleId="a3">
+    <w:name w:val="Normal (Web)"/>
+    <w:basedOn w:val="a"/>
+    <w:uiPriority w:val="99"/>
+    <w:unhideWhenUsed/>
+    <w:rsid w:val="00EC4F99"/>
+    <w:pPr>
+      <w:spacing w:before="100" w:beforeAutospacing="1" w:after="100" w:afterAutospacing="1" w:line="240" w:lineRule="auto"/>
+    </w:pPr>
+    <w:rPr>
+      <w:rFonts w:ascii="Times New Roman" w:eastAsia="Times New Roman" w:hAnsi="Times New Roman" w:cs="Times New Roman"/>
+      <w:sz w:val="24"/>
+      <w:szCs w:val="24"/>
+      <w:lang w:eastAsia="uk-UA"/>
+    </w:rPr>
+  </w:style>
+  <w:style w:type="character" w:styleId="a4">
+    <w:name w:val="Hyperlink"/>
+    <w:basedOn w:val="a0"/>
+    <w:uiPriority w:val="99"/>
+    <w:unhideWhenUsed/>
+    <w:rsid w:val="00EC4F99"/>
+    <w:rPr>
+      <w:color w:val="0563C1" w:themeColor="hyperlink"/>
+      <w:u w:val="single"/>
+    </w:rPr>
+  </w:style>
 </w:styles>
 </file>
 
